--- a/Documentation/References and AI Prompts/AI and Reference.docx
+++ b/Documentation/References and AI Prompts/AI and Reference.docx
@@ -14,93 +14,160 @@
     <w:p>
       <w:pPr>
         <w:pStyle w:val="Heading3"/>
+      </w:pPr>
+      <w:r>
+        <w:t>Statement of Original Work</w:t>
+      </w:r>
+    </w:p>
+    <w:p>
+      <w:r>
+        <w:t>I certify that the following used in the creation of this prototype are my own original work:</w:t>
+      </w:r>
+    </w:p>
+    <w:p>
+      <w:r>
+        <w:t>- Interaction logic and user interface design</w:t>
+      </w:r>
+    </w:p>
+    <w:p>
+      <w:r>
+        <w:t>- Testing methodology and evaluation framework</w:t>
+      </w:r>
+    </w:p>
+    <w:p>
+      <w:r>
+        <w:t>- Final design iterations and improvements</w:t>
+      </w:r>
+    </w:p>
+    <w:p/>
+    <w:p>
+      <w:pPr>
+        <w:pStyle w:val="Heading3"/>
+      </w:pPr>
+      <w:r>
+        <w:t>Reference</w:t>
+      </w:r>
+    </w:p>
+    <w:p>
+      <w:bookmarkStart w:id="0" w:name="OLE_LINK17"/>
+      <w:r>
+        <w:t xml:space="preserve">The initial prototype </w:t>
+      </w:r>
+      <w:bookmarkEnd w:id="0"/>
+      <w:r>
+        <w:t xml:space="preserve">structure </w:t>
+      </w:r>
+      <w:r>
+        <w:t xml:space="preserve">(canvas and pen) </w:t>
+      </w:r>
+      <w:r>
+        <w:t xml:space="preserve">was built following an external </w:t>
+      </w:r>
+      <w:r>
+        <w:rPr>
+          <w:kern w:val="0"/>
+          <w14:ligatures w14:val="none"/>
+        </w:rPr>
+        <w:t>tutorial, "How to Create a Whiteboard in Unity VR " by Justin P Barnett, retrieved from YouTube (https://www.youtube.com/watch?v=sHE5ubsP-E8), with subsequent modifications made with the assistance of AI (Claude).</w:t>
+      </w:r>
+      <w:r>
+        <w:t xml:space="preserve"> </w:t>
+      </w:r>
+    </w:p>
+    <w:p>
+      <w:pPr>
+        <w:jc w:val="center"/>
+      </w:pPr>
+      <w:r>
+        <w:rPr>
+          <w:noProof/>
+        </w:rPr>
+        <w:drawing>
+          <wp:inline distT="0" distB="0" distL="0" distR="0" wp14:anchorId="6C78AFAC" wp14:editId="7A78EC98">
+            <wp:extent cx="3944471" cy="2253234"/>
+            <wp:effectExtent l="0" t="0" r="5715" b="0"/>
+            <wp:docPr id="575706815" name="Picture 1"/>
+            <wp:cNvGraphicFramePr>
+              <a:graphicFrameLocks xmlns:a="http://schemas.openxmlformats.org/drawingml/2006/main" noChangeAspect="1"/>
+            </wp:cNvGraphicFramePr>
+            <a:graphic xmlns:a="http://schemas.openxmlformats.org/drawingml/2006/main">
+              <a:graphicData uri="http://schemas.openxmlformats.org/drawingml/2006/picture">
+                <pic:pic xmlns:pic="http://schemas.openxmlformats.org/drawingml/2006/picture">
+                  <pic:nvPicPr>
+                    <pic:cNvPr id="575706815" name="Picture 575706815"/>
+                    <pic:cNvPicPr/>
+                  </pic:nvPicPr>
+                  <pic:blipFill>
+                    <a:blip r:embed="rId4" cstate="print">
+                      <a:extLst>
+                        <a:ext uri="{28A0092B-C50C-407E-A947-70E740481C1C}">
+                          <a14:useLocalDpi xmlns:a14="http://schemas.microsoft.com/office/drawing/2010/main" val="0"/>
+                        </a:ext>
+                      </a:extLst>
+                    </a:blip>
+                    <a:stretch>
+                      <a:fillRect/>
+                    </a:stretch>
+                  </pic:blipFill>
+                  <pic:spPr>
+                    <a:xfrm>
+                      <a:off x="0" y="0"/>
+                      <a:ext cx="3967689" cy="2266497"/>
+                    </a:xfrm>
+                    <a:prstGeom prst="rect">
+                      <a:avLst/>
+                    </a:prstGeom>
+                  </pic:spPr>
+                </pic:pic>
+              </a:graphicData>
+            </a:graphic>
+          </wp:inline>
+        </w:drawing>
+      </w:r>
+    </w:p>
+    <w:p>
+      <w:pPr>
+        <w:jc w:val="center"/>
+        <w:rPr>
+          <w:sz w:val="16"/>
+          <w:szCs w:val="16"/>
+        </w:rPr>
+      </w:pPr>
+      <w:r>
+        <w:rPr>
+          <w:sz w:val="16"/>
+          <w:szCs w:val="16"/>
+        </w:rPr>
+        <w:t>Screenshot of t</w:t>
+      </w:r>
+      <w:r>
+        <w:rPr>
+          <w:sz w:val="16"/>
+          <w:szCs w:val="16"/>
+        </w:rPr>
+        <w:t>he initial prototype</w:t>
+      </w:r>
+    </w:p>
+    <w:p>
+      <w:bookmarkStart w:id="1" w:name="OLE_LINK16"/>
+    </w:p>
+    <w:p>
+      <w:r>
         <w:rPr>
           <w:rFonts w:hint="eastAsia"/>
         </w:rPr>
-      </w:pPr>
-      <w:r>
-        <w:t>Statement of Original Work</w:t>
-      </w:r>
-    </w:p>
-    <w:p>
-      <w:r>
-        <w:t>I certify that the following used in the creation of this prototype are my own original work:</w:t>
-      </w:r>
-    </w:p>
-    <w:p>
-      <w:r>
-        <w:t xml:space="preserve">- </w:t>
-      </w:r>
-      <w:r>
-        <w:t>I</w:t>
-      </w:r>
-      <w:r>
-        <w:t>nteraction logic and user interface design</w:t>
-      </w:r>
-    </w:p>
-    <w:p>
-      <w:r>
-        <w:t>- Testing methodology and evaluation framework</w:t>
-      </w:r>
-    </w:p>
-    <w:p>
-      <w:r>
-        <w:t>- Final design iterations and improvements</w:t>
-      </w:r>
-    </w:p>
-    <w:p/>
-    <w:p>
-      <w:pPr>
-        <w:pStyle w:val="Heading3"/>
-      </w:pPr>
-      <w:r>
-        <w:t>Reference</w:t>
-      </w:r>
-    </w:p>
-    <w:p>
-      <w:r>
-        <w:t xml:space="preserve">The initial prototype structure </w:t>
-      </w:r>
-      <w:r>
-        <w:t xml:space="preserve">(canvas and pen) </w:t>
-      </w:r>
-      <w:r>
-        <w:t xml:space="preserve">was built following an external </w:t>
-      </w:r>
-      <w:r>
-        <w:rPr>
-          <w:kern w:val="0"/>
-          <w14:ligatures w14:val="none"/>
-        </w:rPr>
-        <w:t>tutorial, "How to Create a Whiteboard in Unity VR " by Justin P Barnett, retrieved from YouTube (https://www.youtube.com/watch?v=sHE5ubsP-E8), with subsequent modifications made with the assistance of AI (Claude).</w:t>
+        <w:t>Code modifications: Portions of the interaction logic</w:t>
       </w:r>
       <w:r>
         <w:t xml:space="preserve"> </w:t>
       </w:r>
-    </w:p>
-    <w:p>
-      <w:pPr>
+      <w:r>
         <w:rPr>
           <w:rFonts w:hint="eastAsia"/>
         </w:rPr>
-      </w:pPr>
-      <w:bookmarkStart w:id="0" w:name="OLE_LINK16"/>
-      <w:r>
-        <w:rPr>
-          <w:rFonts w:hint="eastAsia"/>
-        </w:rPr>
-        <w:t>Code modifications: Portions of the interaction logic</w:t>
-      </w:r>
-      <w:r>
-        <w:t xml:space="preserve"> </w:t>
-      </w:r>
-      <w:r>
-        <w:rPr>
-          <w:rFonts w:hint="eastAsia"/>
-        </w:rPr>
         <w:t xml:space="preserve">were modified with assistance from Claude AI (Anthropic) to </w:t>
       </w:r>
-      <w:bookmarkEnd w:id="0"/>
+      <w:bookmarkEnd w:id="1"/>
       <w:r>
         <w:t>i</w:t>
       </w:r>
@@ -111,10 +178,7 @@
         <w:t xml:space="preserve">the </w:t>
       </w:r>
       <w:r>
-        <w:t>resizable</w:t>
-      </w:r>
-      <w:r>
-        <w:t xml:space="preserve"> </w:t>
+        <w:t xml:space="preserve">resizable </w:t>
       </w:r>
       <w:r>
         <w:t xml:space="preserve">and movable </w:t>
@@ -124,6 +188,3865 @@
       </w:r>
       <w:r>
         <w:t>.</w:t>
+      </w:r>
+    </w:p>
+    <w:p>
+      <w:pPr>
+        <w:shd w:val="clear" w:color="auto" w:fill="191919"/>
+        <w:spacing w:after="0" w:line="270" w:lineRule="atLeast"/>
+        <w:rPr>
+          <w:rFonts w:ascii="Menlo" w:eastAsia="Times New Roman" w:hAnsi="Menlo" w:cs="Menlo"/>
+          <w:color w:val="F3F3F3"/>
+          <w:kern w:val="0"/>
+          <w:sz w:val="18"/>
+          <w:szCs w:val="18"/>
+          <w14:ligatures w14:val="none"/>
+        </w:rPr>
+      </w:pPr>
+      <w:r>
+        <w:rPr>
+          <w:rFonts w:ascii="Menlo" w:eastAsia="Times New Roman" w:hAnsi="Menlo" w:cs="Menlo"/>
+          <w:color w:val="F3F3F3"/>
+          <w:kern w:val="0"/>
+          <w:sz w:val="18"/>
+          <w:szCs w:val="18"/>
+          <w14:ligatures w14:val="none"/>
+        </w:rPr>
+        <w:t>Me:</w:t>
+      </w:r>
+    </w:p>
+    <w:p>
+      <w:pPr>
+        <w:shd w:val="clear" w:color="auto" w:fill="191919"/>
+        <w:spacing w:after="0" w:line="270" w:lineRule="atLeast"/>
+        <w:rPr>
+          <w:rFonts w:ascii="Menlo" w:eastAsia="Times New Roman" w:hAnsi="Menlo" w:cs="Menlo"/>
+          <w:color w:val="F3F3F3"/>
+          <w:kern w:val="0"/>
+          <w:sz w:val="18"/>
+          <w:szCs w:val="18"/>
+          <w14:ligatures w14:val="none"/>
+        </w:rPr>
+      </w:pPr>
+    </w:p>
+    <w:p>
+      <w:pPr>
+        <w:shd w:val="clear" w:color="auto" w:fill="191919"/>
+        <w:spacing w:after="0" w:line="270" w:lineRule="atLeast"/>
+        <w:rPr>
+          <w:rFonts w:ascii="Menlo" w:eastAsia="Times New Roman" w:hAnsi="Menlo" w:cs="Menlo"/>
+          <w:color w:val="F3F3F3"/>
+          <w:kern w:val="0"/>
+          <w:sz w:val="18"/>
+          <w:szCs w:val="18"/>
+          <w14:ligatures w14:val="none"/>
+        </w:rPr>
+      </w:pPr>
+      <w:r>
+        <w:rPr>
+          <w:rFonts w:ascii="Menlo" w:eastAsia="Times New Roman" w:hAnsi="Menlo" w:cs="Menlo"/>
+          <w:color w:val="F3F3F3"/>
+          <w:kern w:val="0"/>
+          <w:sz w:val="18"/>
+          <w:szCs w:val="18"/>
+          <w14:ligatures w14:val="none"/>
+        </w:rPr>
+        <w:t>"The current corner handle is not flexible when dragging the corner, it's hard to control, can you help me?"</w:t>
+      </w:r>
+    </w:p>
+    <w:p>
+      <w:pPr>
+        <w:shd w:val="clear" w:color="auto" w:fill="191919"/>
+        <w:spacing w:after="0" w:line="270" w:lineRule="atLeast"/>
+        <w:rPr>
+          <w:rFonts w:ascii="Menlo" w:eastAsia="Times New Roman" w:hAnsi="Menlo" w:cs="Menlo"/>
+          <w:color w:val="F3F3F3"/>
+          <w:kern w:val="0"/>
+          <w:sz w:val="18"/>
+          <w:szCs w:val="18"/>
+          <w14:ligatures w14:val="none"/>
+        </w:rPr>
+      </w:pPr>
+    </w:p>
+    <w:p>
+      <w:pPr>
+        <w:shd w:val="clear" w:color="auto" w:fill="191919"/>
+        <w:spacing w:after="0" w:line="270" w:lineRule="atLeast"/>
+        <w:rPr>
+          <w:rFonts w:ascii="Menlo" w:eastAsia="Times New Roman" w:hAnsi="Menlo" w:cs="Menlo"/>
+          <w:color w:val="F3F3F3"/>
+          <w:kern w:val="0"/>
+          <w:sz w:val="18"/>
+          <w:szCs w:val="18"/>
+          <w14:ligatures w14:val="none"/>
+        </w:rPr>
+      </w:pPr>
+      <w:r>
+        <w:rPr>
+          <w:rFonts w:ascii="Menlo" w:eastAsia="Times New Roman" w:hAnsi="Menlo" w:cs="Menlo"/>
+          <w:color w:val="F3F3F3"/>
+          <w:kern w:val="0"/>
+          <w:sz w:val="18"/>
+          <w:szCs w:val="18"/>
+          <w14:ligatures w14:val="none"/>
+        </w:rPr>
+        <w:t>Claude:</w:t>
+      </w:r>
+    </w:p>
+    <w:p>
+      <w:pPr>
+        <w:shd w:val="clear" w:color="auto" w:fill="191919"/>
+        <w:spacing w:after="0" w:line="270" w:lineRule="atLeast"/>
+        <w:rPr>
+          <w:rFonts w:ascii="Menlo" w:eastAsia="Times New Roman" w:hAnsi="Menlo" w:cs="Menlo"/>
+          <w:color w:val="F3F3F3"/>
+          <w:kern w:val="0"/>
+          <w:sz w:val="18"/>
+          <w:szCs w:val="18"/>
+          <w14:ligatures w14:val="none"/>
+        </w:rPr>
+      </w:pPr>
+    </w:p>
+    <w:p>
+      <w:pPr>
+        <w:shd w:val="clear" w:color="auto" w:fill="191919"/>
+        <w:spacing w:after="0" w:line="270" w:lineRule="atLeast"/>
+        <w:rPr>
+          <w:rFonts w:ascii="Menlo" w:eastAsia="Times New Roman" w:hAnsi="Menlo" w:cs="Menlo"/>
+          <w:color w:val="F3F3F3"/>
+          <w:kern w:val="0"/>
+          <w:sz w:val="18"/>
+          <w:szCs w:val="18"/>
+          <w14:ligatures w14:val="none"/>
+        </w:rPr>
+      </w:pPr>
+      <w:r>
+        <w:rPr>
+          <w:rFonts w:ascii="Menlo" w:eastAsia="Times New Roman" w:hAnsi="Menlo" w:cs="Menlo"/>
+          <w:color w:val="F3F3F3"/>
+          <w:kern w:val="0"/>
+          <w:sz w:val="18"/>
+          <w:szCs w:val="18"/>
+          <w14:ligatures w14:val="none"/>
+        </w:rPr>
+        <w:lastRenderedPageBreak/>
+        <w:t>using UnityEngine;</w:t>
+      </w:r>
+    </w:p>
+    <w:p>
+      <w:pPr>
+        <w:shd w:val="clear" w:color="auto" w:fill="191919"/>
+        <w:spacing w:after="0" w:line="270" w:lineRule="atLeast"/>
+        <w:rPr>
+          <w:rFonts w:ascii="Menlo" w:eastAsia="Times New Roman" w:hAnsi="Menlo" w:cs="Menlo"/>
+          <w:color w:val="F3F3F3"/>
+          <w:kern w:val="0"/>
+          <w:sz w:val="18"/>
+          <w:szCs w:val="18"/>
+          <w14:ligatures w14:val="none"/>
+        </w:rPr>
+      </w:pPr>
+    </w:p>
+    <w:p>
+      <w:pPr>
+        <w:shd w:val="clear" w:color="auto" w:fill="191919"/>
+        <w:spacing w:after="0" w:line="270" w:lineRule="atLeast"/>
+        <w:rPr>
+          <w:rFonts w:ascii="Menlo" w:eastAsia="Times New Roman" w:hAnsi="Menlo" w:cs="Menlo"/>
+          <w:color w:val="F3F3F3"/>
+          <w:kern w:val="0"/>
+          <w:sz w:val="18"/>
+          <w:szCs w:val="18"/>
+          <w14:ligatures w14:val="none"/>
+        </w:rPr>
+      </w:pPr>
+      <w:r>
+        <w:rPr>
+          <w:rFonts w:ascii="Menlo" w:eastAsia="Times New Roman" w:hAnsi="Menlo" w:cs="Menlo"/>
+          <w:color w:val="F3F3F3"/>
+          <w:kern w:val="0"/>
+          <w:sz w:val="18"/>
+          <w:szCs w:val="18"/>
+          <w14:ligatures w14:val="none"/>
+        </w:rPr>
+        <w:t>public class SimpleCornerHandle : MonoBehaviour</w:t>
+      </w:r>
+    </w:p>
+    <w:p>
+      <w:pPr>
+        <w:shd w:val="clear" w:color="auto" w:fill="191919"/>
+        <w:spacing w:after="0" w:line="270" w:lineRule="atLeast"/>
+        <w:rPr>
+          <w:rFonts w:ascii="Menlo" w:eastAsia="Times New Roman" w:hAnsi="Menlo" w:cs="Menlo"/>
+          <w:color w:val="F3F3F3"/>
+          <w:kern w:val="0"/>
+          <w:sz w:val="18"/>
+          <w:szCs w:val="18"/>
+          <w14:ligatures w14:val="none"/>
+        </w:rPr>
+      </w:pPr>
+      <w:r>
+        <w:rPr>
+          <w:rFonts w:ascii="Menlo" w:eastAsia="Times New Roman" w:hAnsi="Menlo" w:cs="Menlo"/>
+          <w:color w:val="F3F3F3"/>
+          <w:kern w:val="0"/>
+          <w:sz w:val="18"/>
+          <w:szCs w:val="18"/>
+          <w14:ligatures w14:val="none"/>
+        </w:rPr>
+        <w:t>{</w:t>
+      </w:r>
+    </w:p>
+    <w:p>
+      <w:pPr>
+        <w:shd w:val="clear" w:color="auto" w:fill="191919"/>
+        <w:spacing w:after="0" w:line="270" w:lineRule="atLeast"/>
+        <w:rPr>
+          <w:rFonts w:ascii="Menlo" w:eastAsia="Times New Roman" w:hAnsi="Menlo" w:cs="Menlo"/>
+          <w:color w:val="F3F3F3"/>
+          <w:kern w:val="0"/>
+          <w:sz w:val="18"/>
+          <w:szCs w:val="18"/>
+          <w14:ligatures w14:val="none"/>
+        </w:rPr>
+      </w:pPr>
+      <w:r>
+        <w:rPr>
+          <w:rFonts w:ascii="Menlo" w:eastAsia="Times New Roman" w:hAnsi="Menlo" w:cs="Menlo"/>
+          <w:color w:val="F3F3F3"/>
+          <w:kern w:val="0"/>
+          <w:sz w:val="18"/>
+          <w:szCs w:val="18"/>
+          <w14:ligatures w14:val="none"/>
+        </w:rPr>
+        <w:t xml:space="preserve">    [Header("Corner Settings")]</w:t>
+      </w:r>
+    </w:p>
+    <w:p>
+      <w:pPr>
+        <w:shd w:val="clear" w:color="auto" w:fill="191919"/>
+        <w:spacing w:after="0" w:line="270" w:lineRule="atLeast"/>
+        <w:rPr>
+          <w:rFonts w:ascii="Menlo" w:eastAsia="Times New Roman" w:hAnsi="Menlo" w:cs="Menlo"/>
+          <w:color w:val="F3F3F3"/>
+          <w:kern w:val="0"/>
+          <w:sz w:val="18"/>
+          <w:szCs w:val="18"/>
+          <w14:ligatures w14:val="none"/>
+        </w:rPr>
+      </w:pPr>
+      <w:r>
+        <w:rPr>
+          <w:rFonts w:ascii="Menlo" w:eastAsia="Times New Roman" w:hAnsi="Menlo" w:cs="Menlo"/>
+          <w:color w:val="F3F3F3"/>
+          <w:kern w:val="0"/>
+          <w:sz w:val="18"/>
+          <w:szCs w:val="18"/>
+          <w14:ligatures w14:val="none"/>
+        </w:rPr>
+        <w:t xml:space="preserve">    public CornerType cornerType;</w:t>
+      </w:r>
+    </w:p>
+    <w:p>
+      <w:pPr>
+        <w:shd w:val="clear" w:color="auto" w:fill="191919"/>
+        <w:spacing w:after="0" w:line="270" w:lineRule="atLeast"/>
+        <w:rPr>
+          <w:rFonts w:ascii="Menlo" w:eastAsia="Times New Roman" w:hAnsi="Menlo" w:cs="Menlo"/>
+          <w:color w:val="F3F3F3"/>
+          <w:kern w:val="0"/>
+          <w:sz w:val="18"/>
+          <w:szCs w:val="18"/>
+          <w14:ligatures w14:val="none"/>
+        </w:rPr>
+      </w:pPr>
+      <w:r>
+        <w:rPr>
+          <w:rFonts w:ascii="Menlo" w:eastAsia="Times New Roman" w:hAnsi="Menlo" w:cs="Menlo"/>
+          <w:color w:val="F3F3F3"/>
+          <w:kern w:val="0"/>
+          <w:sz w:val="18"/>
+          <w:szCs w:val="18"/>
+          <w14:ligatures w14:val="none"/>
+        </w:rPr>
+        <w:t xml:space="preserve">    public Transform whiteboard;        // Whiteboard Transform</w:t>
+      </w:r>
+    </w:p>
+    <w:p>
+      <w:pPr>
+        <w:shd w:val="clear" w:color="auto" w:fill="191919"/>
+        <w:spacing w:after="0" w:line="270" w:lineRule="atLeast"/>
+        <w:rPr>
+          <w:rFonts w:ascii="Menlo" w:eastAsia="Times New Roman" w:hAnsi="Menlo" w:cs="Menlo"/>
+          <w:color w:val="F3F3F3"/>
+          <w:kern w:val="0"/>
+          <w:sz w:val="18"/>
+          <w:szCs w:val="18"/>
+          <w14:ligatures w14:val="none"/>
+        </w:rPr>
+      </w:pPr>
+      <w:r>
+        <w:rPr>
+          <w:rFonts w:ascii="Menlo" w:eastAsia="Times New Roman" w:hAnsi="Menlo" w:cs="Menlo"/>
+          <w:color w:val="F3F3F3"/>
+          <w:kern w:val="0"/>
+          <w:sz w:val="18"/>
+          <w:szCs w:val="18"/>
+          <w14:ligatures w14:val="none"/>
+        </w:rPr>
+        <w:t xml:space="preserve">    public float minSize = 0.5f;       // Minimum size</w:t>
+      </w:r>
+    </w:p>
+    <w:p>
+      <w:pPr>
+        <w:shd w:val="clear" w:color="auto" w:fill="191919"/>
+        <w:spacing w:after="0" w:line="270" w:lineRule="atLeast"/>
+        <w:rPr>
+          <w:rFonts w:ascii="Menlo" w:eastAsia="Times New Roman" w:hAnsi="Menlo" w:cs="Menlo"/>
+          <w:color w:val="F3F3F3"/>
+          <w:kern w:val="0"/>
+          <w:sz w:val="18"/>
+          <w:szCs w:val="18"/>
+          <w14:ligatures w14:val="none"/>
+        </w:rPr>
+      </w:pPr>
+      <w:r>
+        <w:rPr>
+          <w:rFonts w:ascii="Menlo" w:eastAsia="Times New Roman" w:hAnsi="Menlo" w:cs="Menlo"/>
+          <w:color w:val="F3F3F3"/>
+          <w:kern w:val="0"/>
+          <w:sz w:val="18"/>
+          <w:szCs w:val="18"/>
+          <w14:ligatures w14:val="none"/>
+        </w:rPr>
+        <w:t xml:space="preserve">    public float maxSize = 5f;         // Maximum size</w:t>
+      </w:r>
+    </w:p>
+    <w:p>
+      <w:pPr>
+        <w:shd w:val="clear" w:color="auto" w:fill="191919"/>
+        <w:spacing w:after="0" w:line="270" w:lineRule="atLeast"/>
+        <w:rPr>
+          <w:rFonts w:ascii="Menlo" w:eastAsia="Times New Roman" w:hAnsi="Menlo" w:cs="Menlo"/>
+          <w:color w:val="F3F3F3"/>
+          <w:kern w:val="0"/>
+          <w:sz w:val="18"/>
+          <w:szCs w:val="18"/>
+          <w14:ligatures w14:val="none"/>
+        </w:rPr>
+      </w:pPr>
+      <w:r>
+        <w:rPr>
+          <w:rFonts w:ascii="Menlo" w:eastAsia="Times New Roman" w:hAnsi="Menlo" w:cs="Menlo"/>
+          <w:color w:val="F3F3F3"/>
+          <w:kern w:val="0"/>
+          <w:sz w:val="18"/>
+          <w:szCs w:val="18"/>
+          <w14:ligatures w14:val="none"/>
+        </w:rPr>
+        <w:t xml:space="preserve">    </w:t>
+      </w:r>
+    </w:p>
+    <w:p>
+      <w:pPr>
+        <w:shd w:val="clear" w:color="auto" w:fill="191919"/>
+        <w:spacing w:after="0" w:line="270" w:lineRule="atLeast"/>
+        <w:rPr>
+          <w:rFonts w:ascii="Menlo" w:eastAsia="Times New Roman" w:hAnsi="Menlo" w:cs="Menlo"/>
+          <w:color w:val="F3F3F3"/>
+          <w:kern w:val="0"/>
+          <w:sz w:val="18"/>
+          <w:szCs w:val="18"/>
+          <w14:ligatures w14:val="none"/>
+        </w:rPr>
+      </w:pPr>
+      <w:r>
+        <w:rPr>
+          <w:rFonts w:ascii="Menlo" w:eastAsia="Times New Roman" w:hAnsi="Menlo" w:cs="Menlo"/>
+          <w:color w:val="F3F3F3"/>
+          <w:kern w:val="0"/>
+          <w:sz w:val="18"/>
+          <w:szCs w:val="18"/>
+          <w14:ligatures w14:val="none"/>
+        </w:rPr>
+        <w:t xml:space="preserve">    private bool isDragging = false;</w:t>
+      </w:r>
+    </w:p>
+    <w:p>
+      <w:pPr>
+        <w:shd w:val="clear" w:color="auto" w:fill="191919"/>
+        <w:spacing w:after="0" w:line="270" w:lineRule="atLeast"/>
+        <w:rPr>
+          <w:rFonts w:ascii="Menlo" w:eastAsia="Times New Roman" w:hAnsi="Menlo" w:cs="Menlo"/>
+          <w:color w:val="F3F3F3"/>
+          <w:kern w:val="0"/>
+          <w:sz w:val="18"/>
+          <w:szCs w:val="18"/>
+          <w14:ligatures w14:val="none"/>
+        </w:rPr>
+      </w:pPr>
+      <w:r>
+        <w:rPr>
+          <w:rFonts w:ascii="Menlo" w:eastAsia="Times New Roman" w:hAnsi="Menlo" w:cs="Menlo"/>
+          <w:color w:val="F3F3F3"/>
+          <w:kern w:val="0"/>
+          <w:sz w:val="18"/>
+          <w:szCs w:val="18"/>
+          <w14:ligatures w14:val="none"/>
+        </w:rPr>
+        <w:t xml:space="preserve">    private Vector3 startMousePos;</w:t>
+      </w:r>
+    </w:p>
+    <w:p>
+      <w:pPr>
+        <w:shd w:val="clear" w:color="auto" w:fill="191919"/>
+        <w:spacing w:after="0" w:line="270" w:lineRule="atLeast"/>
+        <w:rPr>
+          <w:rFonts w:ascii="Menlo" w:eastAsia="Times New Roman" w:hAnsi="Menlo" w:cs="Menlo"/>
+          <w:color w:val="F3F3F3"/>
+          <w:kern w:val="0"/>
+          <w:sz w:val="18"/>
+          <w:szCs w:val="18"/>
+          <w14:ligatures w14:val="none"/>
+        </w:rPr>
+      </w:pPr>
+      <w:r>
+        <w:rPr>
+          <w:rFonts w:ascii="Menlo" w:eastAsia="Times New Roman" w:hAnsi="Menlo" w:cs="Menlo"/>
+          <w:color w:val="F3F3F3"/>
+          <w:kern w:val="0"/>
+          <w:sz w:val="18"/>
+          <w:szCs w:val="18"/>
+          <w14:ligatures w14:val="none"/>
+        </w:rPr>
+        <w:t xml:space="preserve">    private Vector3 startWhiteboardPos;</w:t>
+      </w:r>
+    </w:p>
+    <w:p>
+      <w:pPr>
+        <w:shd w:val="clear" w:color="auto" w:fill="191919"/>
+        <w:spacing w:after="0" w:line="270" w:lineRule="atLeast"/>
+        <w:rPr>
+          <w:rFonts w:ascii="Menlo" w:eastAsia="Times New Roman" w:hAnsi="Menlo" w:cs="Menlo"/>
+          <w:color w:val="F3F3F3"/>
+          <w:kern w:val="0"/>
+          <w:sz w:val="18"/>
+          <w:szCs w:val="18"/>
+          <w14:ligatures w14:val="none"/>
+        </w:rPr>
+      </w:pPr>
+      <w:r>
+        <w:rPr>
+          <w:rFonts w:ascii="Menlo" w:eastAsia="Times New Roman" w:hAnsi="Menlo" w:cs="Menlo"/>
+          <w:color w:val="F3F3F3"/>
+          <w:kern w:val="0"/>
+          <w:sz w:val="18"/>
+          <w:szCs w:val="18"/>
+          <w14:ligatures w14:val="none"/>
+        </w:rPr>
+        <w:t xml:space="preserve">    private Vector3 startWhiteboardScale;</w:t>
+      </w:r>
+    </w:p>
+    <w:p>
+      <w:pPr>
+        <w:shd w:val="clear" w:color="auto" w:fill="191919"/>
+        <w:spacing w:after="0" w:line="270" w:lineRule="atLeast"/>
+        <w:rPr>
+          <w:rFonts w:ascii="Menlo" w:eastAsia="Times New Roman" w:hAnsi="Menlo" w:cs="Menlo"/>
+          <w:color w:val="F3F3F3"/>
+          <w:kern w:val="0"/>
+          <w:sz w:val="18"/>
+          <w:szCs w:val="18"/>
+          <w14:ligatures w14:val="none"/>
+        </w:rPr>
+      </w:pPr>
+      <w:r>
+        <w:rPr>
+          <w:rFonts w:ascii="Menlo" w:eastAsia="Times New Roman" w:hAnsi="Menlo" w:cs="Menlo"/>
+          <w:color w:val="F3F3F3"/>
+          <w:kern w:val="0"/>
+          <w:sz w:val="18"/>
+          <w:szCs w:val="18"/>
+          <w14:ligatures w14:val="none"/>
+        </w:rPr>
+        <w:t xml:space="preserve">    private Camera cam;</w:t>
+      </w:r>
+    </w:p>
+    <w:p>
+      <w:pPr>
+        <w:shd w:val="clear" w:color="auto" w:fill="191919"/>
+        <w:spacing w:after="0" w:line="270" w:lineRule="atLeast"/>
+        <w:rPr>
+          <w:rFonts w:ascii="Menlo" w:eastAsia="Times New Roman" w:hAnsi="Menlo" w:cs="Menlo"/>
+          <w:color w:val="F3F3F3"/>
+          <w:kern w:val="0"/>
+          <w:sz w:val="18"/>
+          <w:szCs w:val="18"/>
+          <w14:ligatures w14:val="none"/>
+        </w:rPr>
+      </w:pPr>
+      <w:r>
+        <w:rPr>
+          <w:rFonts w:ascii="Menlo" w:eastAsia="Times New Roman" w:hAnsi="Menlo" w:cs="Menlo"/>
+          <w:color w:val="F3F3F3"/>
+          <w:kern w:val="0"/>
+          <w:sz w:val="18"/>
+          <w:szCs w:val="18"/>
+          <w14:ligatures w14:val="none"/>
+        </w:rPr>
+        <w:t xml:space="preserve">    private Vector3 oppositeCorner; // Opposite corner world coordinates</w:t>
+      </w:r>
+    </w:p>
+    <w:p>
+      <w:pPr>
+        <w:shd w:val="clear" w:color="auto" w:fill="191919"/>
+        <w:spacing w:after="0" w:line="270" w:lineRule="atLeast"/>
+        <w:rPr>
+          <w:rFonts w:ascii="Menlo" w:eastAsia="Times New Roman" w:hAnsi="Menlo" w:cs="Menlo"/>
+          <w:color w:val="F3F3F3"/>
+          <w:kern w:val="0"/>
+          <w:sz w:val="18"/>
+          <w:szCs w:val="18"/>
+          <w14:ligatures w14:val="none"/>
+        </w:rPr>
+      </w:pPr>
+      <w:r>
+        <w:rPr>
+          <w:rFonts w:ascii="Menlo" w:eastAsia="Times New Roman" w:hAnsi="Menlo" w:cs="Menlo"/>
+          <w:color w:val="F3F3F3"/>
+          <w:kern w:val="0"/>
+          <w:sz w:val="18"/>
+          <w:szCs w:val="18"/>
+          <w14:ligatures w14:val="none"/>
+        </w:rPr>
+        <w:t xml:space="preserve">    </w:t>
+      </w:r>
+    </w:p>
+    <w:p>
+      <w:pPr>
+        <w:shd w:val="clear" w:color="auto" w:fill="191919"/>
+        <w:spacing w:after="0" w:line="270" w:lineRule="atLeast"/>
+        <w:rPr>
+          <w:rFonts w:ascii="Menlo" w:eastAsia="Times New Roman" w:hAnsi="Menlo" w:cs="Menlo"/>
+          <w:color w:val="F3F3F3"/>
+          <w:kern w:val="0"/>
+          <w:sz w:val="18"/>
+          <w:szCs w:val="18"/>
+          <w14:ligatures w14:val="none"/>
+        </w:rPr>
+      </w:pPr>
+      <w:r>
+        <w:rPr>
+          <w:rFonts w:ascii="Menlo" w:eastAsia="Times New Roman" w:hAnsi="Menlo" w:cs="Menlo"/>
+          <w:color w:val="F3F3F3"/>
+          <w:kern w:val="0"/>
+          <w:sz w:val="18"/>
+          <w:szCs w:val="18"/>
+          <w14:ligatures w14:val="none"/>
+        </w:rPr>
+        <w:t xml:space="preserve">    public enum CornerType</w:t>
+      </w:r>
+    </w:p>
+    <w:p>
+      <w:pPr>
+        <w:shd w:val="clear" w:color="auto" w:fill="191919"/>
+        <w:spacing w:after="0" w:line="270" w:lineRule="atLeast"/>
+        <w:rPr>
+          <w:rFonts w:ascii="Menlo" w:eastAsia="Times New Roman" w:hAnsi="Menlo" w:cs="Menlo"/>
+          <w:color w:val="F3F3F3"/>
+          <w:kern w:val="0"/>
+          <w:sz w:val="18"/>
+          <w:szCs w:val="18"/>
+          <w14:ligatures w14:val="none"/>
+        </w:rPr>
+      </w:pPr>
+      <w:r>
+        <w:rPr>
+          <w:rFonts w:ascii="Menlo" w:eastAsia="Times New Roman" w:hAnsi="Menlo" w:cs="Menlo"/>
+          <w:color w:val="F3F3F3"/>
+          <w:kern w:val="0"/>
+          <w:sz w:val="18"/>
+          <w:szCs w:val="18"/>
+          <w14:ligatures w14:val="none"/>
+        </w:rPr>
+        <w:t xml:space="preserve">    {</w:t>
+      </w:r>
+    </w:p>
+    <w:p>
+      <w:pPr>
+        <w:shd w:val="clear" w:color="auto" w:fill="191919"/>
+        <w:spacing w:after="0" w:line="270" w:lineRule="atLeast"/>
+        <w:rPr>
+          <w:rFonts w:ascii="Menlo" w:eastAsia="Times New Roman" w:hAnsi="Menlo" w:cs="Menlo"/>
+          <w:color w:val="F3F3F3"/>
+          <w:kern w:val="0"/>
+          <w:sz w:val="18"/>
+          <w:szCs w:val="18"/>
+          <w14:ligatures w14:val="none"/>
+        </w:rPr>
+      </w:pPr>
+      <w:r>
+        <w:rPr>
+          <w:rFonts w:ascii="Menlo" w:eastAsia="Times New Roman" w:hAnsi="Menlo" w:cs="Menlo"/>
+          <w:color w:val="F3F3F3"/>
+          <w:kern w:val="0"/>
+          <w:sz w:val="18"/>
+          <w:szCs w:val="18"/>
+          <w14:ligatures w14:val="none"/>
+        </w:rPr>
+        <w:t xml:space="preserve">        TopLeft,</w:t>
+      </w:r>
+    </w:p>
+    <w:p>
+      <w:pPr>
+        <w:shd w:val="clear" w:color="auto" w:fill="191919"/>
+        <w:spacing w:after="0" w:line="270" w:lineRule="atLeast"/>
+        <w:rPr>
+          <w:rFonts w:ascii="Menlo" w:eastAsia="Times New Roman" w:hAnsi="Menlo" w:cs="Menlo"/>
+          <w:color w:val="F3F3F3"/>
+          <w:kern w:val="0"/>
+          <w:sz w:val="18"/>
+          <w:szCs w:val="18"/>
+          <w14:ligatures w14:val="none"/>
+        </w:rPr>
+      </w:pPr>
+      <w:r>
+        <w:rPr>
+          <w:rFonts w:ascii="Menlo" w:eastAsia="Times New Roman" w:hAnsi="Menlo" w:cs="Menlo"/>
+          <w:color w:val="F3F3F3"/>
+          <w:kern w:val="0"/>
+          <w:sz w:val="18"/>
+          <w:szCs w:val="18"/>
+          <w14:ligatures w14:val="none"/>
+        </w:rPr>
+        <w:t xml:space="preserve">        TopRight,</w:t>
+      </w:r>
+    </w:p>
+    <w:p>
+      <w:pPr>
+        <w:shd w:val="clear" w:color="auto" w:fill="191919"/>
+        <w:spacing w:after="0" w:line="270" w:lineRule="atLeast"/>
+        <w:rPr>
+          <w:rFonts w:ascii="Menlo" w:eastAsia="Times New Roman" w:hAnsi="Menlo" w:cs="Menlo"/>
+          <w:color w:val="F3F3F3"/>
+          <w:kern w:val="0"/>
+          <w:sz w:val="18"/>
+          <w:szCs w:val="18"/>
+          <w14:ligatures w14:val="none"/>
+        </w:rPr>
+      </w:pPr>
+      <w:r>
+        <w:rPr>
+          <w:rFonts w:ascii="Menlo" w:eastAsia="Times New Roman" w:hAnsi="Menlo" w:cs="Menlo"/>
+          <w:color w:val="F3F3F3"/>
+          <w:kern w:val="0"/>
+          <w:sz w:val="18"/>
+          <w:szCs w:val="18"/>
+          <w14:ligatures w14:val="none"/>
+        </w:rPr>
+        <w:t xml:space="preserve">        BottomLeft,</w:t>
+      </w:r>
+    </w:p>
+    <w:p>
+      <w:pPr>
+        <w:shd w:val="clear" w:color="auto" w:fill="191919"/>
+        <w:spacing w:after="0" w:line="270" w:lineRule="atLeast"/>
+        <w:rPr>
+          <w:rFonts w:ascii="Menlo" w:eastAsia="Times New Roman" w:hAnsi="Menlo" w:cs="Menlo"/>
+          <w:color w:val="F3F3F3"/>
+          <w:kern w:val="0"/>
+          <w:sz w:val="18"/>
+          <w:szCs w:val="18"/>
+          <w14:ligatures w14:val="none"/>
+        </w:rPr>
+      </w:pPr>
+      <w:r>
+        <w:rPr>
+          <w:rFonts w:ascii="Menlo" w:eastAsia="Times New Roman" w:hAnsi="Menlo" w:cs="Menlo"/>
+          <w:color w:val="F3F3F3"/>
+          <w:kern w:val="0"/>
+          <w:sz w:val="18"/>
+          <w:szCs w:val="18"/>
+          <w14:ligatures w14:val="none"/>
+        </w:rPr>
+        <w:t xml:space="preserve">        BottomRight</w:t>
+      </w:r>
+    </w:p>
+    <w:p>
+      <w:pPr>
+        <w:shd w:val="clear" w:color="auto" w:fill="191919"/>
+        <w:spacing w:after="0" w:line="270" w:lineRule="atLeast"/>
+        <w:rPr>
+          <w:rFonts w:ascii="Menlo" w:eastAsia="Times New Roman" w:hAnsi="Menlo" w:cs="Menlo"/>
+          <w:color w:val="F3F3F3"/>
+          <w:kern w:val="0"/>
+          <w:sz w:val="18"/>
+          <w:szCs w:val="18"/>
+          <w14:ligatures w14:val="none"/>
+        </w:rPr>
+      </w:pPr>
+      <w:r>
+        <w:rPr>
+          <w:rFonts w:ascii="Menlo" w:eastAsia="Times New Roman" w:hAnsi="Menlo" w:cs="Menlo"/>
+          <w:color w:val="F3F3F3"/>
+          <w:kern w:val="0"/>
+          <w:sz w:val="18"/>
+          <w:szCs w:val="18"/>
+          <w14:ligatures w14:val="none"/>
+        </w:rPr>
+        <w:t xml:space="preserve">    }</w:t>
+      </w:r>
+    </w:p>
+    <w:p>
+      <w:pPr>
+        <w:shd w:val="clear" w:color="auto" w:fill="191919"/>
+        <w:spacing w:after="0" w:line="270" w:lineRule="atLeast"/>
+        <w:rPr>
+          <w:rFonts w:ascii="Menlo" w:eastAsia="Times New Roman" w:hAnsi="Menlo" w:cs="Menlo"/>
+          <w:color w:val="F3F3F3"/>
+          <w:kern w:val="0"/>
+          <w:sz w:val="18"/>
+          <w:szCs w:val="18"/>
+          <w14:ligatures w14:val="none"/>
+        </w:rPr>
+      </w:pPr>
+      <w:r>
+        <w:rPr>
+          <w:rFonts w:ascii="Menlo" w:eastAsia="Times New Roman" w:hAnsi="Menlo" w:cs="Menlo"/>
+          <w:color w:val="F3F3F3"/>
+          <w:kern w:val="0"/>
+          <w:sz w:val="18"/>
+          <w:szCs w:val="18"/>
+          <w14:ligatures w14:val="none"/>
+        </w:rPr>
+        <w:t xml:space="preserve">    </w:t>
+      </w:r>
+    </w:p>
+    <w:p>
+      <w:pPr>
+        <w:shd w:val="clear" w:color="auto" w:fill="191919"/>
+        <w:spacing w:after="0" w:line="270" w:lineRule="atLeast"/>
+        <w:rPr>
+          <w:rFonts w:ascii="Menlo" w:eastAsia="Times New Roman" w:hAnsi="Menlo" w:cs="Menlo"/>
+          <w:color w:val="F3F3F3"/>
+          <w:kern w:val="0"/>
+          <w:sz w:val="18"/>
+          <w:szCs w:val="18"/>
+          <w14:ligatures w14:val="none"/>
+        </w:rPr>
+      </w:pPr>
+      <w:r>
+        <w:rPr>
+          <w:rFonts w:ascii="Menlo" w:eastAsia="Times New Roman" w:hAnsi="Menlo" w:cs="Menlo"/>
+          <w:color w:val="F3F3F3"/>
+          <w:kern w:val="0"/>
+          <w:sz w:val="18"/>
+          <w:szCs w:val="18"/>
+          <w14:ligatures w14:val="none"/>
+        </w:rPr>
+        <w:t xml:space="preserve">    void Start()</w:t>
+      </w:r>
+    </w:p>
+    <w:p>
+      <w:pPr>
+        <w:shd w:val="clear" w:color="auto" w:fill="191919"/>
+        <w:spacing w:after="0" w:line="270" w:lineRule="atLeast"/>
+        <w:rPr>
+          <w:rFonts w:ascii="Menlo" w:eastAsia="Times New Roman" w:hAnsi="Menlo" w:cs="Menlo"/>
+          <w:color w:val="F3F3F3"/>
+          <w:kern w:val="0"/>
+          <w:sz w:val="18"/>
+          <w:szCs w:val="18"/>
+          <w14:ligatures w14:val="none"/>
+        </w:rPr>
+      </w:pPr>
+      <w:r>
+        <w:rPr>
+          <w:rFonts w:ascii="Menlo" w:eastAsia="Times New Roman" w:hAnsi="Menlo" w:cs="Menlo"/>
+          <w:color w:val="F3F3F3"/>
+          <w:kern w:val="0"/>
+          <w:sz w:val="18"/>
+          <w:szCs w:val="18"/>
+          <w14:ligatures w14:val="none"/>
+        </w:rPr>
+        <w:t xml:space="preserve">    {</w:t>
+      </w:r>
+    </w:p>
+    <w:p>
+      <w:pPr>
+        <w:shd w:val="clear" w:color="auto" w:fill="191919"/>
+        <w:spacing w:after="0" w:line="270" w:lineRule="atLeast"/>
+        <w:rPr>
+          <w:rFonts w:ascii="Menlo" w:eastAsia="Times New Roman" w:hAnsi="Menlo" w:cs="Menlo"/>
+          <w:color w:val="F3F3F3"/>
+          <w:kern w:val="0"/>
+          <w:sz w:val="18"/>
+          <w:szCs w:val="18"/>
+          <w14:ligatures w14:val="none"/>
+        </w:rPr>
+      </w:pPr>
+      <w:r>
+        <w:rPr>
+          <w:rFonts w:ascii="Menlo" w:eastAsia="Times New Roman" w:hAnsi="Menlo" w:cs="Menlo"/>
+          <w:color w:val="F3F3F3"/>
+          <w:kern w:val="0"/>
+          <w:sz w:val="18"/>
+          <w:szCs w:val="18"/>
+          <w14:ligatures w14:val="none"/>
+        </w:rPr>
+        <w:t xml:space="preserve">        cam = Camera.main;</w:t>
+      </w:r>
+    </w:p>
+    <w:p>
+      <w:pPr>
+        <w:shd w:val="clear" w:color="auto" w:fill="191919"/>
+        <w:spacing w:after="0" w:line="270" w:lineRule="atLeast"/>
+        <w:rPr>
+          <w:rFonts w:ascii="Menlo" w:eastAsia="Times New Roman" w:hAnsi="Menlo" w:cs="Menlo"/>
+          <w:color w:val="F3F3F3"/>
+          <w:kern w:val="0"/>
+          <w:sz w:val="18"/>
+          <w:szCs w:val="18"/>
+          <w14:ligatures w14:val="none"/>
+        </w:rPr>
+      </w:pPr>
+      <w:r>
+        <w:rPr>
+          <w:rFonts w:ascii="Menlo" w:eastAsia="Times New Roman" w:hAnsi="Menlo" w:cs="Menlo"/>
+          <w:color w:val="F3F3F3"/>
+          <w:kern w:val="0"/>
+          <w:sz w:val="18"/>
+          <w:szCs w:val="18"/>
+          <w14:ligatures w14:val="none"/>
+        </w:rPr>
+        <w:t xml:space="preserve">        </w:t>
+      </w:r>
+    </w:p>
+    <w:p>
+      <w:pPr>
+        <w:shd w:val="clear" w:color="auto" w:fill="191919"/>
+        <w:spacing w:after="0" w:line="270" w:lineRule="atLeast"/>
+        <w:rPr>
+          <w:rFonts w:ascii="Menlo" w:eastAsia="Times New Roman" w:hAnsi="Menlo" w:cs="Menlo"/>
+          <w:color w:val="F3F3F3"/>
+          <w:kern w:val="0"/>
+          <w:sz w:val="18"/>
+          <w:szCs w:val="18"/>
+          <w14:ligatures w14:val="none"/>
+        </w:rPr>
+      </w:pPr>
+      <w:r>
+        <w:rPr>
+          <w:rFonts w:ascii="Menlo" w:eastAsia="Times New Roman" w:hAnsi="Menlo" w:cs="Menlo"/>
+          <w:color w:val="F3F3F3"/>
+          <w:kern w:val="0"/>
+          <w:sz w:val="18"/>
+          <w:szCs w:val="18"/>
+          <w14:ligatures w14:val="none"/>
+        </w:rPr>
+        <w:t xml:space="preserve">        // Automatically find whiteboard if not set</w:t>
+      </w:r>
+    </w:p>
+    <w:p>
+      <w:pPr>
+        <w:shd w:val="clear" w:color="auto" w:fill="191919"/>
+        <w:spacing w:after="0" w:line="270" w:lineRule="atLeast"/>
+        <w:rPr>
+          <w:rFonts w:ascii="Menlo" w:eastAsia="Times New Roman" w:hAnsi="Menlo" w:cs="Menlo"/>
+          <w:color w:val="F3F3F3"/>
+          <w:kern w:val="0"/>
+          <w:sz w:val="18"/>
+          <w:szCs w:val="18"/>
+          <w14:ligatures w14:val="none"/>
+        </w:rPr>
+      </w:pPr>
+      <w:r>
+        <w:rPr>
+          <w:rFonts w:ascii="Menlo" w:eastAsia="Times New Roman" w:hAnsi="Menlo" w:cs="Menlo"/>
+          <w:color w:val="F3F3F3"/>
+          <w:kern w:val="0"/>
+          <w:sz w:val="18"/>
+          <w:szCs w:val="18"/>
+          <w14:ligatures w14:val="none"/>
+        </w:rPr>
+        <w:t xml:space="preserve">        if (whiteboard == null)</w:t>
+      </w:r>
+    </w:p>
+    <w:p>
+      <w:pPr>
+        <w:shd w:val="clear" w:color="auto" w:fill="191919"/>
+        <w:spacing w:after="0" w:line="270" w:lineRule="atLeast"/>
+        <w:rPr>
+          <w:rFonts w:ascii="Menlo" w:eastAsia="Times New Roman" w:hAnsi="Menlo" w:cs="Menlo"/>
+          <w:color w:val="F3F3F3"/>
+          <w:kern w:val="0"/>
+          <w:sz w:val="18"/>
+          <w:szCs w:val="18"/>
+          <w14:ligatures w14:val="none"/>
+        </w:rPr>
+      </w:pPr>
+      <w:r>
+        <w:rPr>
+          <w:rFonts w:ascii="Menlo" w:eastAsia="Times New Roman" w:hAnsi="Menlo" w:cs="Menlo"/>
+          <w:color w:val="F3F3F3"/>
+          <w:kern w:val="0"/>
+          <w:sz w:val="18"/>
+          <w:szCs w:val="18"/>
+          <w14:ligatures w14:val="none"/>
+        </w:rPr>
+        <w:t xml:space="preserve">        {</w:t>
+      </w:r>
+    </w:p>
+    <w:p>
+      <w:pPr>
+        <w:shd w:val="clear" w:color="auto" w:fill="191919"/>
+        <w:spacing w:after="0" w:line="270" w:lineRule="atLeast"/>
+        <w:rPr>
+          <w:rFonts w:ascii="Menlo" w:eastAsia="Times New Roman" w:hAnsi="Menlo" w:cs="Menlo"/>
+          <w:color w:val="F3F3F3"/>
+          <w:kern w:val="0"/>
+          <w:sz w:val="18"/>
+          <w:szCs w:val="18"/>
+          <w14:ligatures w14:val="none"/>
+        </w:rPr>
+      </w:pPr>
+      <w:r>
+        <w:rPr>
+          <w:rFonts w:ascii="Menlo" w:eastAsia="Times New Roman" w:hAnsi="Menlo" w:cs="Menlo"/>
+          <w:color w:val="F3F3F3"/>
+          <w:kern w:val="0"/>
+          <w:sz w:val="18"/>
+          <w:szCs w:val="18"/>
+          <w14:ligatures w14:val="none"/>
+        </w:rPr>
+        <w:t xml:space="preserve">            whiteboard = transform.parent;</w:t>
+      </w:r>
+    </w:p>
+    <w:p>
+      <w:pPr>
+        <w:shd w:val="clear" w:color="auto" w:fill="191919"/>
+        <w:spacing w:after="0" w:line="270" w:lineRule="atLeast"/>
+        <w:rPr>
+          <w:rFonts w:ascii="Menlo" w:eastAsia="Times New Roman" w:hAnsi="Menlo" w:cs="Menlo"/>
+          <w:color w:val="F3F3F3"/>
+          <w:kern w:val="0"/>
+          <w:sz w:val="18"/>
+          <w:szCs w:val="18"/>
+          <w14:ligatures w14:val="none"/>
+        </w:rPr>
+      </w:pPr>
+      <w:r>
+        <w:rPr>
+          <w:rFonts w:ascii="Menlo" w:eastAsia="Times New Roman" w:hAnsi="Menlo" w:cs="Menlo"/>
+          <w:color w:val="F3F3F3"/>
+          <w:kern w:val="0"/>
+          <w:sz w:val="18"/>
+          <w:szCs w:val="18"/>
+          <w14:ligatures w14:val="none"/>
+        </w:rPr>
+        <w:t xml:space="preserve">        }</w:t>
+      </w:r>
+    </w:p>
+    <w:p>
+      <w:pPr>
+        <w:shd w:val="clear" w:color="auto" w:fill="191919"/>
+        <w:spacing w:after="0" w:line="270" w:lineRule="atLeast"/>
+        <w:rPr>
+          <w:rFonts w:ascii="Menlo" w:eastAsia="Times New Roman" w:hAnsi="Menlo" w:cs="Menlo"/>
+          <w:color w:val="F3F3F3"/>
+          <w:kern w:val="0"/>
+          <w:sz w:val="18"/>
+          <w:szCs w:val="18"/>
+          <w14:ligatures w14:val="none"/>
+        </w:rPr>
+      </w:pPr>
+      <w:r>
+        <w:rPr>
+          <w:rFonts w:ascii="Menlo" w:eastAsia="Times New Roman" w:hAnsi="Menlo" w:cs="Menlo"/>
+          <w:color w:val="F3F3F3"/>
+          <w:kern w:val="0"/>
+          <w:sz w:val="18"/>
+          <w:szCs w:val="18"/>
+          <w14:ligatures w14:val="none"/>
+        </w:rPr>
+        <w:t xml:space="preserve">    }</w:t>
+      </w:r>
+    </w:p>
+    <w:p>
+      <w:pPr>
+        <w:shd w:val="clear" w:color="auto" w:fill="191919"/>
+        <w:spacing w:after="0" w:line="270" w:lineRule="atLeast"/>
+        <w:rPr>
+          <w:rFonts w:ascii="Menlo" w:eastAsia="Times New Roman" w:hAnsi="Menlo" w:cs="Menlo"/>
+          <w:color w:val="F3F3F3"/>
+          <w:kern w:val="0"/>
+          <w:sz w:val="18"/>
+          <w:szCs w:val="18"/>
+          <w14:ligatures w14:val="none"/>
+        </w:rPr>
+      </w:pPr>
+      <w:r>
+        <w:rPr>
+          <w:rFonts w:ascii="Menlo" w:eastAsia="Times New Roman" w:hAnsi="Menlo" w:cs="Menlo"/>
+          <w:color w:val="F3F3F3"/>
+          <w:kern w:val="0"/>
+          <w:sz w:val="18"/>
+          <w:szCs w:val="18"/>
+          <w14:ligatures w14:val="none"/>
+        </w:rPr>
+        <w:t xml:space="preserve">    </w:t>
+      </w:r>
+    </w:p>
+    <w:p>
+      <w:pPr>
+        <w:shd w:val="clear" w:color="auto" w:fill="191919"/>
+        <w:spacing w:after="0" w:line="270" w:lineRule="atLeast"/>
+        <w:rPr>
+          <w:rFonts w:ascii="Menlo" w:eastAsia="Times New Roman" w:hAnsi="Menlo" w:cs="Menlo"/>
+          <w:color w:val="F3F3F3"/>
+          <w:kern w:val="0"/>
+          <w:sz w:val="18"/>
+          <w:szCs w:val="18"/>
+          <w14:ligatures w14:val="none"/>
+        </w:rPr>
+      </w:pPr>
+      <w:r>
+        <w:rPr>
+          <w:rFonts w:ascii="Menlo" w:eastAsia="Times New Roman" w:hAnsi="Menlo" w:cs="Menlo"/>
+          <w:color w:val="F3F3F3"/>
+          <w:kern w:val="0"/>
+          <w:sz w:val="18"/>
+          <w:szCs w:val="18"/>
+          <w14:ligatures w14:val="none"/>
+        </w:rPr>
+        <w:t xml:space="preserve">    void OnMouseDown()</w:t>
+      </w:r>
+    </w:p>
+    <w:p>
+      <w:pPr>
+        <w:shd w:val="clear" w:color="auto" w:fill="191919"/>
+        <w:spacing w:after="0" w:line="270" w:lineRule="atLeast"/>
+        <w:rPr>
+          <w:rFonts w:ascii="Menlo" w:eastAsia="Times New Roman" w:hAnsi="Menlo" w:cs="Menlo"/>
+          <w:color w:val="F3F3F3"/>
+          <w:kern w:val="0"/>
+          <w:sz w:val="18"/>
+          <w:szCs w:val="18"/>
+          <w14:ligatures w14:val="none"/>
+        </w:rPr>
+      </w:pPr>
+      <w:r>
+        <w:rPr>
+          <w:rFonts w:ascii="Menlo" w:eastAsia="Times New Roman" w:hAnsi="Menlo" w:cs="Menlo"/>
+          <w:color w:val="F3F3F3"/>
+          <w:kern w:val="0"/>
+          <w:sz w:val="18"/>
+          <w:szCs w:val="18"/>
+          <w14:ligatures w14:val="none"/>
+        </w:rPr>
+        <w:t xml:space="preserve">    {</w:t>
+      </w:r>
+    </w:p>
+    <w:p>
+      <w:pPr>
+        <w:shd w:val="clear" w:color="auto" w:fill="191919"/>
+        <w:spacing w:after="0" w:line="270" w:lineRule="atLeast"/>
+        <w:rPr>
+          <w:rFonts w:ascii="Menlo" w:eastAsia="Times New Roman" w:hAnsi="Menlo" w:cs="Menlo"/>
+          <w:color w:val="F3F3F3"/>
+          <w:kern w:val="0"/>
+          <w:sz w:val="18"/>
+          <w:szCs w:val="18"/>
+          <w14:ligatures w14:val="none"/>
+        </w:rPr>
+      </w:pPr>
+      <w:r>
+        <w:rPr>
+          <w:rFonts w:ascii="Menlo" w:eastAsia="Times New Roman" w:hAnsi="Menlo" w:cs="Menlo"/>
+          <w:color w:val="F3F3F3"/>
+          <w:kern w:val="0"/>
+          <w:sz w:val="18"/>
+          <w:szCs w:val="18"/>
+          <w14:ligatures w14:val="none"/>
+        </w:rPr>
+        <w:t xml:space="preserve">        isDragging = true;</w:t>
+      </w:r>
+    </w:p>
+    <w:p>
+      <w:pPr>
+        <w:shd w:val="clear" w:color="auto" w:fill="191919"/>
+        <w:spacing w:after="0" w:line="270" w:lineRule="atLeast"/>
+        <w:rPr>
+          <w:rFonts w:ascii="Menlo" w:eastAsia="Times New Roman" w:hAnsi="Menlo" w:cs="Menlo"/>
+          <w:color w:val="F3F3F3"/>
+          <w:kern w:val="0"/>
+          <w:sz w:val="18"/>
+          <w:szCs w:val="18"/>
+          <w14:ligatures w14:val="none"/>
+        </w:rPr>
+      </w:pPr>
+      <w:r>
+        <w:rPr>
+          <w:rFonts w:ascii="Menlo" w:eastAsia="Times New Roman" w:hAnsi="Menlo" w:cs="Menlo"/>
+          <w:color w:val="F3F3F3"/>
+          <w:kern w:val="0"/>
+          <w:sz w:val="18"/>
+          <w:szCs w:val="18"/>
+          <w14:ligatures w14:val="none"/>
+        </w:rPr>
+        <w:t xml:space="preserve">        startMousePos = Input.mousePosition;</w:t>
+      </w:r>
+    </w:p>
+    <w:p>
+      <w:pPr>
+        <w:shd w:val="clear" w:color="auto" w:fill="191919"/>
+        <w:spacing w:after="0" w:line="270" w:lineRule="atLeast"/>
+        <w:rPr>
+          <w:rFonts w:ascii="Menlo" w:eastAsia="Times New Roman" w:hAnsi="Menlo" w:cs="Menlo"/>
+          <w:color w:val="F3F3F3"/>
+          <w:kern w:val="0"/>
+          <w:sz w:val="18"/>
+          <w:szCs w:val="18"/>
+          <w14:ligatures w14:val="none"/>
+        </w:rPr>
+      </w:pPr>
+      <w:r>
+        <w:rPr>
+          <w:rFonts w:ascii="Menlo" w:eastAsia="Times New Roman" w:hAnsi="Menlo" w:cs="Menlo"/>
+          <w:color w:val="F3F3F3"/>
+          <w:kern w:val="0"/>
+          <w:sz w:val="18"/>
+          <w:szCs w:val="18"/>
+          <w14:ligatures w14:val="none"/>
+        </w:rPr>
+        <w:t xml:space="preserve">        startWhiteboardPos = whiteboard.position;</w:t>
+      </w:r>
+    </w:p>
+    <w:p>
+      <w:pPr>
+        <w:shd w:val="clear" w:color="auto" w:fill="191919"/>
+        <w:spacing w:after="0" w:line="270" w:lineRule="atLeast"/>
+        <w:rPr>
+          <w:rFonts w:ascii="Menlo" w:eastAsia="Times New Roman" w:hAnsi="Menlo" w:cs="Menlo"/>
+          <w:color w:val="F3F3F3"/>
+          <w:kern w:val="0"/>
+          <w:sz w:val="18"/>
+          <w:szCs w:val="18"/>
+          <w14:ligatures w14:val="none"/>
+        </w:rPr>
+      </w:pPr>
+      <w:r>
+        <w:rPr>
+          <w:rFonts w:ascii="Menlo" w:eastAsia="Times New Roman" w:hAnsi="Menlo" w:cs="Menlo"/>
+          <w:color w:val="F3F3F3"/>
+          <w:kern w:val="0"/>
+          <w:sz w:val="18"/>
+          <w:szCs w:val="18"/>
+          <w14:ligatures w14:val="none"/>
+        </w:rPr>
+        <w:t xml:space="preserve">        startWhiteboardScale = whiteboard.localScale;</w:t>
+      </w:r>
+    </w:p>
+    <w:p>
+      <w:pPr>
+        <w:shd w:val="clear" w:color="auto" w:fill="191919"/>
+        <w:spacing w:after="0" w:line="270" w:lineRule="atLeast"/>
+        <w:rPr>
+          <w:rFonts w:ascii="Menlo" w:eastAsia="Times New Roman" w:hAnsi="Menlo" w:cs="Menlo"/>
+          <w:color w:val="F3F3F3"/>
+          <w:kern w:val="0"/>
+          <w:sz w:val="18"/>
+          <w:szCs w:val="18"/>
+          <w14:ligatures w14:val="none"/>
+        </w:rPr>
+      </w:pPr>
+      <w:r>
+        <w:rPr>
+          <w:rFonts w:ascii="Menlo" w:eastAsia="Times New Roman" w:hAnsi="Menlo" w:cs="Menlo"/>
+          <w:color w:val="F3F3F3"/>
+          <w:kern w:val="0"/>
+          <w:sz w:val="18"/>
+          <w:szCs w:val="18"/>
+          <w14:ligatures w14:val="none"/>
+        </w:rPr>
+        <w:t xml:space="preserve">        </w:t>
+      </w:r>
+    </w:p>
+    <w:p>
+      <w:pPr>
+        <w:shd w:val="clear" w:color="auto" w:fill="191919"/>
+        <w:spacing w:after="0" w:line="270" w:lineRule="atLeast"/>
+        <w:rPr>
+          <w:rFonts w:ascii="Menlo" w:eastAsia="Times New Roman" w:hAnsi="Menlo" w:cs="Menlo"/>
+          <w:color w:val="F3F3F3"/>
+          <w:kern w:val="0"/>
+          <w:sz w:val="18"/>
+          <w:szCs w:val="18"/>
+          <w14:ligatures w14:val="none"/>
+        </w:rPr>
+      </w:pPr>
+      <w:r>
+        <w:rPr>
+          <w:rFonts w:ascii="Menlo" w:eastAsia="Times New Roman" w:hAnsi="Menlo" w:cs="Menlo"/>
+          <w:color w:val="F3F3F3"/>
+          <w:kern w:val="0"/>
+          <w:sz w:val="18"/>
+          <w:szCs w:val="18"/>
+          <w14:ligatures w14:val="none"/>
+        </w:rPr>
+        <w:t xml:space="preserve">        // Calculate opposite corner coordinates</w:t>
+      </w:r>
+    </w:p>
+    <w:p>
+      <w:pPr>
+        <w:shd w:val="clear" w:color="auto" w:fill="191919"/>
+        <w:spacing w:after="0" w:line="270" w:lineRule="atLeast"/>
+        <w:rPr>
+          <w:rFonts w:ascii="Menlo" w:eastAsia="Times New Roman" w:hAnsi="Menlo" w:cs="Menlo"/>
+          <w:color w:val="F3F3F3"/>
+          <w:kern w:val="0"/>
+          <w:sz w:val="18"/>
+          <w:szCs w:val="18"/>
+          <w14:ligatures w14:val="none"/>
+        </w:rPr>
+      </w:pPr>
+      <w:r>
+        <w:rPr>
+          <w:rFonts w:ascii="Menlo" w:eastAsia="Times New Roman" w:hAnsi="Menlo" w:cs="Menlo"/>
+          <w:color w:val="F3F3F3"/>
+          <w:kern w:val="0"/>
+          <w:sz w:val="18"/>
+          <w:szCs w:val="18"/>
+          <w14:ligatures w14:val="none"/>
+        </w:rPr>
+        <w:t xml:space="preserve">        CalculateOppositeCorner();</w:t>
+      </w:r>
+    </w:p>
+    <w:p>
+      <w:pPr>
+        <w:shd w:val="clear" w:color="auto" w:fill="191919"/>
+        <w:spacing w:after="0" w:line="270" w:lineRule="atLeast"/>
+        <w:rPr>
+          <w:rFonts w:ascii="Menlo" w:eastAsia="Times New Roman" w:hAnsi="Menlo" w:cs="Menlo"/>
+          <w:color w:val="F3F3F3"/>
+          <w:kern w:val="0"/>
+          <w:sz w:val="18"/>
+          <w:szCs w:val="18"/>
+          <w14:ligatures w14:val="none"/>
+        </w:rPr>
+      </w:pPr>
+      <w:r>
+        <w:rPr>
+          <w:rFonts w:ascii="Menlo" w:eastAsia="Times New Roman" w:hAnsi="Menlo" w:cs="Menlo"/>
+          <w:color w:val="F3F3F3"/>
+          <w:kern w:val="0"/>
+          <w:sz w:val="18"/>
+          <w:szCs w:val="18"/>
+          <w14:ligatures w14:val="none"/>
+        </w:rPr>
+        <w:t xml:space="preserve">    }</w:t>
+      </w:r>
+    </w:p>
+    <w:p>
+      <w:pPr>
+        <w:shd w:val="clear" w:color="auto" w:fill="191919"/>
+        <w:spacing w:after="0" w:line="270" w:lineRule="atLeast"/>
+        <w:rPr>
+          <w:rFonts w:ascii="Menlo" w:eastAsia="Times New Roman" w:hAnsi="Menlo" w:cs="Menlo"/>
+          <w:color w:val="F3F3F3"/>
+          <w:kern w:val="0"/>
+          <w:sz w:val="18"/>
+          <w:szCs w:val="18"/>
+          <w14:ligatures w14:val="none"/>
+        </w:rPr>
+      </w:pPr>
+      <w:r>
+        <w:rPr>
+          <w:rFonts w:ascii="Menlo" w:eastAsia="Times New Roman" w:hAnsi="Menlo" w:cs="Menlo"/>
+          <w:color w:val="F3F3F3"/>
+          <w:kern w:val="0"/>
+          <w:sz w:val="18"/>
+          <w:szCs w:val="18"/>
+          <w14:ligatures w14:val="none"/>
+        </w:rPr>
+        <w:t xml:space="preserve">    </w:t>
+      </w:r>
+    </w:p>
+    <w:p>
+      <w:pPr>
+        <w:shd w:val="clear" w:color="auto" w:fill="191919"/>
+        <w:spacing w:after="0" w:line="270" w:lineRule="atLeast"/>
+        <w:rPr>
+          <w:rFonts w:ascii="Menlo" w:eastAsia="Times New Roman" w:hAnsi="Menlo" w:cs="Menlo"/>
+          <w:color w:val="F3F3F3"/>
+          <w:kern w:val="0"/>
+          <w:sz w:val="18"/>
+          <w:szCs w:val="18"/>
+          <w14:ligatures w14:val="none"/>
+        </w:rPr>
+      </w:pPr>
+      <w:r>
+        <w:rPr>
+          <w:rFonts w:ascii="Menlo" w:eastAsia="Times New Roman" w:hAnsi="Menlo" w:cs="Menlo"/>
+          <w:color w:val="F3F3F3"/>
+          <w:kern w:val="0"/>
+          <w:sz w:val="18"/>
+          <w:szCs w:val="18"/>
+          <w14:ligatures w14:val="none"/>
+        </w:rPr>
+        <w:t xml:space="preserve">    void OnMouseDrag()</w:t>
+      </w:r>
+    </w:p>
+    <w:p>
+      <w:pPr>
+        <w:shd w:val="clear" w:color="auto" w:fill="191919"/>
+        <w:spacing w:after="0" w:line="270" w:lineRule="atLeast"/>
+        <w:rPr>
+          <w:rFonts w:ascii="Menlo" w:eastAsia="Times New Roman" w:hAnsi="Menlo" w:cs="Menlo"/>
+          <w:color w:val="F3F3F3"/>
+          <w:kern w:val="0"/>
+          <w:sz w:val="18"/>
+          <w:szCs w:val="18"/>
+          <w14:ligatures w14:val="none"/>
+        </w:rPr>
+      </w:pPr>
+      <w:r>
+        <w:rPr>
+          <w:rFonts w:ascii="Menlo" w:eastAsia="Times New Roman" w:hAnsi="Menlo" w:cs="Menlo"/>
+          <w:color w:val="F3F3F3"/>
+          <w:kern w:val="0"/>
+          <w:sz w:val="18"/>
+          <w:szCs w:val="18"/>
+          <w14:ligatures w14:val="none"/>
+        </w:rPr>
+        <w:t xml:space="preserve">    {</w:t>
+      </w:r>
+    </w:p>
+    <w:p>
+      <w:pPr>
+        <w:shd w:val="clear" w:color="auto" w:fill="191919"/>
+        <w:spacing w:after="0" w:line="270" w:lineRule="atLeast"/>
+        <w:rPr>
+          <w:rFonts w:ascii="Menlo" w:eastAsia="Times New Roman" w:hAnsi="Menlo" w:cs="Menlo"/>
+          <w:color w:val="F3F3F3"/>
+          <w:kern w:val="0"/>
+          <w:sz w:val="18"/>
+          <w:szCs w:val="18"/>
+          <w14:ligatures w14:val="none"/>
+        </w:rPr>
+      </w:pPr>
+      <w:r>
+        <w:rPr>
+          <w:rFonts w:ascii="Menlo" w:eastAsia="Times New Roman" w:hAnsi="Menlo" w:cs="Menlo"/>
+          <w:color w:val="F3F3F3"/>
+          <w:kern w:val="0"/>
+          <w:sz w:val="18"/>
+          <w:szCs w:val="18"/>
+          <w14:ligatures w14:val="none"/>
+        </w:rPr>
+        <w:t xml:space="preserve">        if (!isDragging) return;</w:t>
+      </w:r>
+    </w:p>
+    <w:p>
+      <w:pPr>
+        <w:shd w:val="clear" w:color="auto" w:fill="191919"/>
+        <w:spacing w:after="0" w:line="270" w:lineRule="atLeast"/>
+        <w:rPr>
+          <w:rFonts w:ascii="Menlo" w:eastAsia="Times New Roman" w:hAnsi="Menlo" w:cs="Menlo"/>
+          <w:color w:val="F3F3F3"/>
+          <w:kern w:val="0"/>
+          <w:sz w:val="18"/>
+          <w:szCs w:val="18"/>
+          <w14:ligatures w14:val="none"/>
+        </w:rPr>
+      </w:pPr>
+      <w:r>
+        <w:rPr>
+          <w:rFonts w:ascii="Menlo" w:eastAsia="Times New Roman" w:hAnsi="Menlo" w:cs="Menlo"/>
+          <w:color w:val="F3F3F3"/>
+          <w:kern w:val="0"/>
+          <w:sz w:val="18"/>
+          <w:szCs w:val="18"/>
+          <w14:ligatures w14:val="none"/>
+        </w:rPr>
+        <w:t xml:space="preserve">        </w:t>
+      </w:r>
+    </w:p>
+    <w:p>
+      <w:pPr>
+        <w:shd w:val="clear" w:color="auto" w:fill="191919"/>
+        <w:spacing w:after="0" w:line="270" w:lineRule="atLeast"/>
+        <w:rPr>
+          <w:rFonts w:ascii="Menlo" w:eastAsia="Times New Roman" w:hAnsi="Menlo" w:cs="Menlo"/>
+          <w:color w:val="F3F3F3"/>
+          <w:kern w:val="0"/>
+          <w:sz w:val="18"/>
+          <w:szCs w:val="18"/>
+          <w14:ligatures w14:val="none"/>
+        </w:rPr>
+      </w:pPr>
+      <w:r>
+        <w:rPr>
+          <w:rFonts w:ascii="Menlo" w:eastAsia="Times New Roman" w:hAnsi="Menlo" w:cs="Menlo"/>
+          <w:color w:val="F3F3F3"/>
+          <w:kern w:val="0"/>
+          <w:sz w:val="18"/>
+          <w:szCs w:val="18"/>
+          <w14:ligatures w14:val="none"/>
+        </w:rPr>
+        <w:lastRenderedPageBreak/>
+        <w:t xml:space="preserve">        Vector3 currentMousePos = Input.mousePosition;</w:t>
+      </w:r>
+    </w:p>
+    <w:p>
+      <w:pPr>
+        <w:shd w:val="clear" w:color="auto" w:fill="191919"/>
+        <w:spacing w:after="0" w:line="270" w:lineRule="atLeast"/>
+        <w:rPr>
+          <w:rFonts w:ascii="Menlo" w:eastAsia="Times New Roman" w:hAnsi="Menlo" w:cs="Menlo"/>
+          <w:color w:val="F3F3F3"/>
+          <w:kern w:val="0"/>
+          <w:sz w:val="18"/>
+          <w:szCs w:val="18"/>
+          <w14:ligatures w14:val="none"/>
+        </w:rPr>
+      </w:pPr>
+      <w:r>
+        <w:rPr>
+          <w:rFonts w:ascii="Menlo" w:eastAsia="Times New Roman" w:hAnsi="Menlo" w:cs="Menlo"/>
+          <w:color w:val="F3F3F3"/>
+          <w:kern w:val="0"/>
+          <w:sz w:val="18"/>
+          <w:szCs w:val="18"/>
+          <w14:ligatures w14:val="none"/>
+        </w:rPr>
+        <w:t xml:space="preserve">        </w:t>
+      </w:r>
+    </w:p>
+    <w:p>
+      <w:pPr>
+        <w:shd w:val="clear" w:color="auto" w:fill="191919"/>
+        <w:spacing w:after="0" w:line="270" w:lineRule="atLeast"/>
+        <w:rPr>
+          <w:rFonts w:ascii="Menlo" w:eastAsia="Times New Roman" w:hAnsi="Menlo" w:cs="Menlo"/>
+          <w:color w:val="F3F3F3"/>
+          <w:kern w:val="0"/>
+          <w:sz w:val="18"/>
+          <w:szCs w:val="18"/>
+          <w14:ligatures w14:val="none"/>
+        </w:rPr>
+      </w:pPr>
+      <w:r>
+        <w:rPr>
+          <w:rFonts w:ascii="Menlo" w:eastAsia="Times New Roman" w:hAnsi="Menlo" w:cs="Menlo"/>
+          <w:color w:val="F3F3F3"/>
+          <w:kern w:val="0"/>
+          <w:sz w:val="18"/>
+          <w:szCs w:val="18"/>
+          <w14:ligatures w14:val="none"/>
+        </w:rPr>
+        <w:t xml:space="preserve">        // Convert mouse movement to world coordinate movement</w:t>
+      </w:r>
+    </w:p>
+    <w:p>
+      <w:pPr>
+        <w:shd w:val="clear" w:color="auto" w:fill="191919"/>
+        <w:spacing w:after="0" w:line="270" w:lineRule="atLeast"/>
+        <w:rPr>
+          <w:rFonts w:ascii="Menlo" w:eastAsia="Times New Roman" w:hAnsi="Menlo" w:cs="Menlo"/>
+          <w:color w:val="F3F3F3"/>
+          <w:kern w:val="0"/>
+          <w:sz w:val="18"/>
+          <w:szCs w:val="18"/>
+          <w14:ligatures w14:val="none"/>
+        </w:rPr>
+      </w:pPr>
+      <w:r>
+        <w:rPr>
+          <w:rFonts w:ascii="Menlo" w:eastAsia="Times New Roman" w:hAnsi="Menlo" w:cs="Menlo"/>
+          <w:color w:val="F3F3F3"/>
+          <w:kern w:val="0"/>
+          <w:sz w:val="18"/>
+          <w:szCs w:val="18"/>
+          <w14:ligatures w14:val="none"/>
+        </w:rPr>
+        <w:t xml:space="preserve">        Vector3 mouseWorldStart = cam.ScreenToWorldPoint(new Vector3(startMousePos.x, startMousePos.y, </w:t>
+      </w:r>
+    </w:p>
+    <w:p>
+      <w:pPr>
+        <w:shd w:val="clear" w:color="auto" w:fill="191919"/>
+        <w:spacing w:after="0" w:line="270" w:lineRule="atLeast"/>
+        <w:rPr>
+          <w:rFonts w:ascii="Menlo" w:eastAsia="Times New Roman" w:hAnsi="Menlo" w:cs="Menlo"/>
+          <w:color w:val="F3F3F3"/>
+          <w:kern w:val="0"/>
+          <w:sz w:val="18"/>
+          <w:szCs w:val="18"/>
+          <w14:ligatures w14:val="none"/>
+        </w:rPr>
+      </w:pPr>
+      <w:r>
+        <w:rPr>
+          <w:rFonts w:ascii="Menlo" w:eastAsia="Times New Roman" w:hAnsi="Menlo" w:cs="Menlo"/>
+          <w:color w:val="F3F3F3"/>
+          <w:kern w:val="0"/>
+          <w:sz w:val="18"/>
+          <w:szCs w:val="18"/>
+          <w14:ligatures w14:val="none"/>
+        </w:rPr>
+        <w:t xml:space="preserve">            cam.WorldToScreenPoint(whiteboard.position).z));</w:t>
+      </w:r>
+    </w:p>
+    <w:p>
+      <w:pPr>
+        <w:shd w:val="clear" w:color="auto" w:fill="191919"/>
+        <w:spacing w:after="0" w:line="270" w:lineRule="atLeast"/>
+        <w:rPr>
+          <w:rFonts w:ascii="Menlo" w:eastAsia="Times New Roman" w:hAnsi="Menlo" w:cs="Menlo"/>
+          <w:color w:val="F3F3F3"/>
+          <w:kern w:val="0"/>
+          <w:sz w:val="18"/>
+          <w:szCs w:val="18"/>
+          <w14:ligatures w14:val="none"/>
+        </w:rPr>
+      </w:pPr>
+      <w:r>
+        <w:rPr>
+          <w:rFonts w:ascii="Menlo" w:eastAsia="Times New Roman" w:hAnsi="Menlo" w:cs="Menlo"/>
+          <w:color w:val="F3F3F3"/>
+          <w:kern w:val="0"/>
+          <w:sz w:val="18"/>
+          <w:szCs w:val="18"/>
+          <w14:ligatures w14:val="none"/>
+        </w:rPr>
+        <w:t xml:space="preserve">        Vector3 mouseWorldCurrent = cam.ScreenToWorldPoint(new Vector3(currentMousePos.x, currentMousePos.y, </w:t>
+      </w:r>
+    </w:p>
+    <w:p>
+      <w:pPr>
+        <w:shd w:val="clear" w:color="auto" w:fill="191919"/>
+        <w:spacing w:after="0" w:line="270" w:lineRule="atLeast"/>
+        <w:rPr>
+          <w:rFonts w:ascii="Menlo" w:eastAsia="Times New Roman" w:hAnsi="Menlo" w:cs="Menlo"/>
+          <w:color w:val="F3F3F3"/>
+          <w:kern w:val="0"/>
+          <w:sz w:val="18"/>
+          <w:szCs w:val="18"/>
+          <w14:ligatures w14:val="none"/>
+        </w:rPr>
+      </w:pPr>
+      <w:r>
+        <w:rPr>
+          <w:rFonts w:ascii="Menlo" w:eastAsia="Times New Roman" w:hAnsi="Menlo" w:cs="Menlo"/>
+          <w:color w:val="F3F3F3"/>
+          <w:kern w:val="0"/>
+          <w:sz w:val="18"/>
+          <w:szCs w:val="18"/>
+          <w14:ligatures w14:val="none"/>
+        </w:rPr>
+        <w:t xml:space="preserve">            cam.WorldToScreenPoint(whiteboard.position).z));</w:t>
+      </w:r>
+    </w:p>
+    <w:p>
+      <w:pPr>
+        <w:shd w:val="clear" w:color="auto" w:fill="191919"/>
+        <w:spacing w:after="0" w:line="270" w:lineRule="atLeast"/>
+        <w:rPr>
+          <w:rFonts w:ascii="Menlo" w:eastAsia="Times New Roman" w:hAnsi="Menlo" w:cs="Menlo"/>
+          <w:color w:val="F3F3F3"/>
+          <w:kern w:val="0"/>
+          <w:sz w:val="18"/>
+          <w:szCs w:val="18"/>
+          <w14:ligatures w14:val="none"/>
+        </w:rPr>
+      </w:pPr>
+      <w:r>
+        <w:rPr>
+          <w:rFonts w:ascii="Menlo" w:eastAsia="Times New Roman" w:hAnsi="Menlo" w:cs="Menlo"/>
+          <w:color w:val="F3F3F3"/>
+          <w:kern w:val="0"/>
+          <w:sz w:val="18"/>
+          <w:szCs w:val="18"/>
+          <w14:ligatures w14:val="none"/>
+        </w:rPr>
+        <w:t xml:space="preserve">        Vector3 worldDelta = mouseWorldCurrent - mouseWorldStart;</w:t>
+      </w:r>
+    </w:p>
+    <w:p>
+      <w:pPr>
+        <w:shd w:val="clear" w:color="auto" w:fill="191919"/>
+        <w:spacing w:after="0" w:line="270" w:lineRule="atLeast"/>
+        <w:rPr>
+          <w:rFonts w:ascii="Menlo" w:eastAsia="Times New Roman" w:hAnsi="Menlo" w:cs="Menlo"/>
+          <w:color w:val="F3F3F3"/>
+          <w:kern w:val="0"/>
+          <w:sz w:val="18"/>
+          <w:szCs w:val="18"/>
+          <w14:ligatures w14:val="none"/>
+        </w:rPr>
+      </w:pPr>
+      <w:r>
+        <w:rPr>
+          <w:rFonts w:ascii="Menlo" w:eastAsia="Times New Roman" w:hAnsi="Menlo" w:cs="Menlo"/>
+          <w:color w:val="F3F3F3"/>
+          <w:kern w:val="0"/>
+          <w:sz w:val="18"/>
+          <w:szCs w:val="18"/>
+          <w14:ligatures w14:val="none"/>
+        </w:rPr>
+        <w:t xml:space="preserve">        </w:t>
+      </w:r>
+    </w:p>
+    <w:p>
+      <w:pPr>
+        <w:shd w:val="clear" w:color="auto" w:fill="191919"/>
+        <w:spacing w:after="0" w:line="270" w:lineRule="atLeast"/>
+        <w:rPr>
+          <w:rFonts w:ascii="Menlo" w:eastAsia="Times New Roman" w:hAnsi="Menlo" w:cs="Menlo"/>
+          <w:color w:val="F3F3F3"/>
+          <w:kern w:val="0"/>
+          <w:sz w:val="18"/>
+          <w:szCs w:val="18"/>
+          <w14:ligatures w14:val="none"/>
+        </w:rPr>
+      </w:pPr>
+      <w:r>
+        <w:rPr>
+          <w:rFonts w:ascii="Menlo" w:eastAsia="Times New Roman" w:hAnsi="Menlo" w:cs="Menlo"/>
+          <w:color w:val="F3F3F3"/>
+          <w:kern w:val="0"/>
+          <w:sz w:val="18"/>
+          <w:szCs w:val="18"/>
+          <w14:ligatures w14:val="none"/>
+        </w:rPr>
+        <w:t xml:space="preserve">        // Calculate new size and position based on corner type</w:t>
+      </w:r>
+    </w:p>
+    <w:p>
+      <w:pPr>
+        <w:shd w:val="clear" w:color="auto" w:fill="191919"/>
+        <w:spacing w:after="0" w:line="270" w:lineRule="atLeast"/>
+        <w:rPr>
+          <w:rFonts w:ascii="Menlo" w:eastAsia="Times New Roman" w:hAnsi="Menlo" w:cs="Menlo"/>
+          <w:color w:val="F3F3F3"/>
+          <w:kern w:val="0"/>
+          <w:sz w:val="18"/>
+          <w:szCs w:val="18"/>
+          <w14:ligatures w14:val="none"/>
+        </w:rPr>
+      </w:pPr>
+      <w:r>
+        <w:rPr>
+          <w:rFonts w:ascii="Menlo" w:eastAsia="Times New Roman" w:hAnsi="Menlo" w:cs="Menlo"/>
+          <w:color w:val="F3F3F3"/>
+          <w:kern w:val="0"/>
+          <w:sz w:val="18"/>
+          <w:szCs w:val="18"/>
+          <w14:ligatures w14:val="none"/>
+        </w:rPr>
+        <w:t xml:space="preserve">        ResizeFromCorner(worldDelta);</w:t>
+      </w:r>
+    </w:p>
+    <w:p>
+      <w:pPr>
+        <w:shd w:val="clear" w:color="auto" w:fill="191919"/>
+        <w:spacing w:after="0" w:line="270" w:lineRule="atLeast"/>
+        <w:rPr>
+          <w:rFonts w:ascii="Menlo" w:eastAsia="Times New Roman" w:hAnsi="Menlo" w:cs="Menlo"/>
+          <w:color w:val="F3F3F3"/>
+          <w:kern w:val="0"/>
+          <w:sz w:val="18"/>
+          <w:szCs w:val="18"/>
+          <w14:ligatures w14:val="none"/>
+        </w:rPr>
+      </w:pPr>
+      <w:r>
+        <w:rPr>
+          <w:rFonts w:ascii="Menlo" w:eastAsia="Times New Roman" w:hAnsi="Menlo" w:cs="Menlo"/>
+          <w:color w:val="F3F3F3"/>
+          <w:kern w:val="0"/>
+          <w:sz w:val="18"/>
+          <w:szCs w:val="18"/>
+          <w14:ligatures w14:val="none"/>
+        </w:rPr>
+        <w:t xml:space="preserve">    }</w:t>
+      </w:r>
+    </w:p>
+    <w:p>
+      <w:pPr>
+        <w:shd w:val="clear" w:color="auto" w:fill="191919"/>
+        <w:spacing w:after="0" w:line="270" w:lineRule="atLeast"/>
+        <w:rPr>
+          <w:rFonts w:ascii="Menlo" w:eastAsia="Times New Roman" w:hAnsi="Menlo" w:cs="Menlo"/>
+          <w:color w:val="F3F3F3"/>
+          <w:kern w:val="0"/>
+          <w:sz w:val="18"/>
+          <w:szCs w:val="18"/>
+          <w14:ligatures w14:val="none"/>
+        </w:rPr>
+      </w:pPr>
+      <w:r>
+        <w:rPr>
+          <w:rFonts w:ascii="Menlo" w:eastAsia="Times New Roman" w:hAnsi="Menlo" w:cs="Menlo"/>
+          <w:color w:val="F3F3F3"/>
+          <w:kern w:val="0"/>
+          <w:sz w:val="18"/>
+          <w:szCs w:val="18"/>
+          <w14:ligatures w14:val="none"/>
+        </w:rPr>
+        <w:t xml:space="preserve">    </w:t>
+      </w:r>
+    </w:p>
+    <w:p>
+      <w:pPr>
+        <w:shd w:val="clear" w:color="auto" w:fill="191919"/>
+        <w:spacing w:after="0" w:line="270" w:lineRule="atLeast"/>
+        <w:rPr>
+          <w:rFonts w:ascii="Menlo" w:eastAsia="Times New Roman" w:hAnsi="Menlo" w:cs="Menlo"/>
+          <w:color w:val="F3F3F3"/>
+          <w:kern w:val="0"/>
+          <w:sz w:val="18"/>
+          <w:szCs w:val="18"/>
+          <w14:ligatures w14:val="none"/>
+        </w:rPr>
+      </w:pPr>
+      <w:r>
+        <w:rPr>
+          <w:rFonts w:ascii="Menlo" w:eastAsia="Times New Roman" w:hAnsi="Menlo" w:cs="Menlo"/>
+          <w:color w:val="F3F3F3"/>
+          <w:kern w:val="0"/>
+          <w:sz w:val="18"/>
+          <w:szCs w:val="18"/>
+          <w14:ligatures w14:val="none"/>
+        </w:rPr>
+        <w:t xml:space="preserve">    void OnMouseUp()</w:t>
+      </w:r>
+    </w:p>
+    <w:p>
+      <w:pPr>
+        <w:shd w:val="clear" w:color="auto" w:fill="191919"/>
+        <w:spacing w:after="0" w:line="270" w:lineRule="atLeast"/>
+        <w:rPr>
+          <w:rFonts w:ascii="Menlo" w:eastAsia="Times New Roman" w:hAnsi="Menlo" w:cs="Menlo"/>
+          <w:color w:val="F3F3F3"/>
+          <w:kern w:val="0"/>
+          <w:sz w:val="18"/>
+          <w:szCs w:val="18"/>
+          <w14:ligatures w14:val="none"/>
+        </w:rPr>
+      </w:pPr>
+      <w:r>
+        <w:rPr>
+          <w:rFonts w:ascii="Menlo" w:eastAsia="Times New Roman" w:hAnsi="Menlo" w:cs="Menlo"/>
+          <w:color w:val="F3F3F3"/>
+          <w:kern w:val="0"/>
+          <w:sz w:val="18"/>
+          <w:szCs w:val="18"/>
+          <w14:ligatures w14:val="none"/>
+        </w:rPr>
+        <w:t xml:space="preserve">    {</w:t>
+      </w:r>
+    </w:p>
+    <w:p>
+      <w:pPr>
+        <w:shd w:val="clear" w:color="auto" w:fill="191919"/>
+        <w:spacing w:after="0" w:line="270" w:lineRule="atLeast"/>
+        <w:rPr>
+          <w:rFonts w:ascii="Menlo" w:eastAsia="Times New Roman" w:hAnsi="Menlo" w:cs="Menlo"/>
+          <w:color w:val="F3F3F3"/>
+          <w:kern w:val="0"/>
+          <w:sz w:val="18"/>
+          <w:szCs w:val="18"/>
+          <w14:ligatures w14:val="none"/>
+        </w:rPr>
+      </w:pPr>
+      <w:r>
+        <w:rPr>
+          <w:rFonts w:ascii="Menlo" w:eastAsia="Times New Roman" w:hAnsi="Menlo" w:cs="Menlo"/>
+          <w:color w:val="F3F3F3"/>
+          <w:kern w:val="0"/>
+          <w:sz w:val="18"/>
+          <w:szCs w:val="18"/>
+          <w14:ligatures w14:val="none"/>
+        </w:rPr>
+        <w:t xml:space="preserve">        isDragging = false;</w:t>
+      </w:r>
+    </w:p>
+    <w:p>
+      <w:pPr>
+        <w:shd w:val="clear" w:color="auto" w:fill="191919"/>
+        <w:spacing w:after="0" w:line="270" w:lineRule="atLeast"/>
+        <w:rPr>
+          <w:rFonts w:ascii="Menlo" w:eastAsia="Times New Roman" w:hAnsi="Menlo" w:cs="Menlo"/>
+          <w:color w:val="F3F3F3"/>
+          <w:kern w:val="0"/>
+          <w:sz w:val="18"/>
+          <w:szCs w:val="18"/>
+          <w14:ligatures w14:val="none"/>
+        </w:rPr>
+      </w:pPr>
+      <w:r>
+        <w:rPr>
+          <w:rFonts w:ascii="Menlo" w:eastAsia="Times New Roman" w:hAnsi="Menlo" w:cs="Menlo"/>
+          <w:color w:val="F3F3F3"/>
+          <w:kern w:val="0"/>
+          <w:sz w:val="18"/>
+          <w:szCs w:val="18"/>
+          <w14:ligatures w14:val="none"/>
+        </w:rPr>
+        <w:t xml:space="preserve">    }</w:t>
+      </w:r>
+    </w:p>
+    <w:p>
+      <w:pPr>
+        <w:shd w:val="clear" w:color="auto" w:fill="191919"/>
+        <w:spacing w:after="0" w:line="270" w:lineRule="atLeast"/>
+        <w:rPr>
+          <w:rFonts w:ascii="Menlo" w:eastAsia="Times New Roman" w:hAnsi="Menlo" w:cs="Menlo"/>
+          <w:color w:val="F3F3F3"/>
+          <w:kern w:val="0"/>
+          <w:sz w:val="18"/>
+          <w:szCs w:val="18"/>
+          <w14:ligatures w14:val="none"/>
+        </w:rPr>
+      </w:pPr>
+      <w:r>
+        <w:rPr>
+          <w:rFonts w:ascii="Menlo" w:eastAsia="Times New Roman" w:hAnsi="Menlo" w:cs="Menlo"/>
+          <w:color w:val="F3F3F3"/>
+          <w:kern w:val="0"/>
+          <w:sz w:val="18"/>
+          <w:szCs w:val="18"/>
+          <w14:ligatures w14:val="none"/>
+        </w:rPr>
+        <w:t xml:space="preserve">    </w:t>
+      </w:r>
+    </w:p>
+    <w:p>
+      <w:pPr>
+        <w:shd w:val="clear" w:color="auto" w:fill="191919"/>
+        <w:spacing w:after="0" w:line="270" w:lineRule="atLeast"/>
+        <w:rPr>
+          <w:rFonts w:ascii="Menlo" w:eastAsia="Times New Roman" w:hAnsi="Menlo" w:cs="Menlo"/>
+          <w:color w:val="F3F3F3"/>
+          <w:kern w:val="0"/>
+          <w:sz w:val="18"/>
+          <w:szCs w:val="18"/>
+          <w14:ligatures w14:val="none"/>
+        </w:rPr>
+      </w:pPr>
+      <w:r>
+        <w:rPr>
+          <w:rFonts w:ascii="Menlo" w:eastAsia="Times New Roman" w:hAnsi="Menlo" w:cs="Menlo"/>
+          <w:color w:val="F3F3F3"/>
+          <w:kern w:val="0"/>
+          <w:sz w:val="18"/>
+          <w:szCs w:val="18"/>
+          <w14:ligatures w14:val="none"/>
+        </w:rPr>
+        <w:t xml:space="preserve">    void CalculateOppositeCorner()</w:t>
+      </w:r>
+    </w:p>
+    <w:p>
+      <w:pPr>
+        <w:shd w:val="clear" w:color="auto" w:fill="191919"/>
+        <w:spacing w:after="0" w:line="270" w:lineRule="atLeast"/>
+        <w:rPr>
+          <w:rFonts w:ascii="Menlo" w:eastAsia="Times New Roman" w:hAnsi="Menlo" w:cs="Menlo"/>
+          <w:color w:val="F3F3F3"/>
+          <w:kern w:val="0"/>
+          <w:sz w:val="18"/>
+          <w:szCs w:val="18"/>
+          <w14:ligatures w14:val="none"/>
+        </w:rPr>
+      </w:pPr>
+      <w:r>
+        <w:rPr>
+          <w:rFonts w:ascii="Menlo" w:eastAsia="Times New Roman" w:hAnsi="Menlo" w:cs="Menlo"/>
+          <w:color w:val="F3F3F3"/>
+          <w:kern w:val="0"/>
+          <w:sz w:val="18"/>
+          <w:szCs w:val="18"/>
+          <w14:ligatures w14:val="none"/>
+        </w:rPr>
+        <w:t xml:space="preserve">    {</w:t>
+      </w:r>
+    </w:p>
+    <w:p>
+      <w:pPr>
+        <w:shd w:val="clear" w:color="auto" w:fill="191919"/>
+        <w:spacing w:after="0" w:line="270" w:lineRule="atLeast"/>
+        <w:rPr>
+          <w:rFonts w:ascii="Menlo" w:eastAsia="Times New Roman" w:hAnsi="Menlo" w:cs="Menlo"/>
+          <w:color w:val="F3F3F3"/>
+          <w:kern w:val="0"/>
+          <w:sz w:val="18"/>
+          <w:szCs w:val="18"/>
+          <w14:ligatures w14:val="none"/>
+        </w:rPr>
+      </w:pPr>
+      <w:r>
+        <w:rPr>
+          <w:rFonts w:ascii="Menlo" w:eastAsia="Times New Roman" w:hAnsi="Menlo" w:cs="Menlo"/>
+          <w:color w:val="F3F3F3"/>
+          <w:kern w:val="0"/>
+          <w:sz w:val="18"/>
+          <w:szCs w:val="18"/>
+          <w14:ligatures w14:val="none"/>
+        </w:rPr>
+        <w:t xml:space="preserve">        Vector3 scale = whiteboard.localScale;</w:t>
+      </w:r>
+    </w:p>
+    <w:p>
+      <w:pPr>
+        <w:shd w:val="clear" w:color="auto" w:fill="191919"/>
+        <w:spacing w:after="0" w:line="270" w:lineRule="atLeast"/>
+        <w:rPr>
+          <w:rFonts w:ascii="Menlo" w:eastAsia="Times New Roman" w:hAnsi="Menlo" w:cs="Menlo"/>
+          <w:color w:val="F3F3F3"/>
+          <w:kern w:val="0"/>
+          <w:sz w:val="18"/>
+          <w:szCs w:val="18"/>
+          <w14:ligatures w14:val="none"/>
+        </w:rPr>
+      </w:pPr>
+      <w:r>
+        <w:rPr>
+          <w:rFonts w:ascii="Menlo" w:eastAsia="Times New Roman" w:hAnsi="Menlo" w:cs="Menlo"/>
+          <w:color w:val="F3F3F3"/>
+          <w:kern w:val="0"/>
+          <w:sz w:val="18"/>
+          <w:szCs w:val="18"/>
+          <w14:ligatures w14:val="none"/>
+        </w:rPr>
+        <w:t xml:space="preserve">        Vector3 pos = whiteboard.position;</w:t>
+      </w:r>
+    </w:p>
+    <w:p>
+      <w:pPr>
+        <w:shd w:val="clear" w:color="auto" w:fill="191919"/>
+        <w:spacing w:after="0" w:line="270" w:lineRule="atLeast"/>
+        <w:rPr>
+          <w:rFonts w:ascii="Menlo" w:eastAsia="Times New Roman" w:hAnsi="Menlo" w:cs="Menlo"/>
+          <w:color w:val="F3F3F3"/>
+          <w:kern w:val="0"/>
+          <w:sz w:val="18"/>
+          <w:szCs w:val="18"/>
+          <w14:ligatures w14:val="none"/>
+        </w:rPr>
+      </w:pPr>
+      <w:r>
+        <w:rPr>
+          <w:rFonts w:ascii="Menlo" w:eastAsia="Times New Roman" w:hAnsi="Menlo" w:cs="Menlo"/>
+          <w:color w:val="F3F3F3"/>
+          <w:kern w:val="0"/>
+          <w:sz w:val="18"/>
+          <w:szCs w:val="18"/>
+          <w14:ligatures w14:val="none"/>
+        </w:rPr>
+        <w:t xml:space="preserve">        </w:t>
+      </w:r>
+    </w:p>
+    <w:p>
+      <w:pPr>
+        <w:shd w:val="clear" w:color="auto" w:fill="191919"/>
+        <w:spacing w:after="0" w:line="270" w:lineRule="atLeast"/>
+        <w:rPr>
+          <w:rFonts w:ascii="Menlo" w:eastAsia="Times New Roman" w:hAnsi="Menlo" w:cs="Menlo"/>
+          <w:color w:val="F3F3F3"/>
+          <w:kern w:val="0"/>
+          <w:sz w:val="18"/>
+          <w:szCs w:val="18"/>
+          <w14:ligatures w14:val="none"/>
+        </w:rPr>
+      </w:pPr>
+      <w:r>
+        <w:rPr>
+          <w:rFonts w:ascii="Menlo" w:eastAsia="Times New Roman" w:hAnsi="Menlo" w:cs="Menlo"/>
+          <w:color w:val="F3F3F3"/>
+          <w:kern w:val="0"/>
+          <w:sz w:val="18"/>
+          <w:szCs w:val="18"/>
+          <w14:ligatures w14:val="none"/>
+        </w:rPr>
+        <w:t xml:space="preserve">        switch (cornerType)</w:t>
+      </w:r>
+    </w:p>
+    <w:p>
+      <w:pPr>
+        <w:shd w:val="clear" w:color="auto" w:fill="191919"/>
+        <w:spacing w:after="0" w:line="270" w:lineRule="atLeast"/>
+        <w:rPr>
+          <w:rFonts w:ascii="Menlo" w:eastAsia="Times New Roman" w:hAnsi="Menlo" w:cs="Menlo"/>
+          <w:color w:val="F3F3F3"/>
+          <w:kern w:val="0"/>
+          <w:sz w:val="18"/>
+          <w:szCs w:val="18"/>
+          <w14:ligatures w14:val="none"/>
+        </w:rPr>
+      </w:pPr>
+      <w:r>
+        <w:rPr>
+          <w:rFonts w:ascii="Menlo" w:eastAsia="Times New Roman" w:hAnsi="Menlo" w:cs="Menlo"/>
+          <w:color w:val="F3F3F3"/>
+          <w:kern w:val="0"/>
+          <w:sz w:val="18"/>
+          <w:szCs w:val="18"/>
+          <w14:ligatures w14:val="none"/>
+        </w:rPr>
+        <w:t xml:space="preserve">        {</w:t>
+      </w:r>
+    </w:p>
+    <w:p>
+      <w:pPr>
+        <w:shd w:val="clear" w:color="auto" w:fill="191919"/>
+        <w:spacing w:after="0" w:line="270" w:lineRule="atLeast"/>
+        <w:rPr>
+          <w:rFonts w:ascii="Menlo" w:eastAsia="Times New Roman" w:hAnsi="Menlo" w:cs="Menlo"/>
+          <w:color w:val="F3F3F3"/>
+          <w:kern w:val="0"/>
+          <w:sz w:val="18"/>
+          <w:szCs w:val="18"/>
+          <w14:ligatures w14:val="none"/>
+        </w:rPr>
+      </w:pPr>
+      <w:r>
+        <w:rPr>
+          <w:rFonts w:ascii="Menlo" w:eastAsia="Times New Roman" w:hAnsi="Menlo" w:cs="Menlo"/>
+          <w:color w:val="F3F3F3"/>
+          <w:kern w:val="0"/>
+          <w:sz w:val="18"/>
+          <w:szCs w:val="18"/>
+          <w14:ligatures w14:val="none"/>
+        </w:rPr>
+        <w:t xml:space="preserve">            case CornerType.TopLeft:</w:t>
+      </w:r>
+    </w:p>
+    <w:p>
+      <w:pPr>
+        <w:shd w:val="clear" w:color="auto" w:fill="191919"/>
+        <w:spacing w:after="0" w:line="270" w:lineRule="atLeast"/>
+        <w:rPr>
+          <w:rFonts w:ascii="Menlo" w:eastAsia="Times New Roman" w:hAnsi="Menlo" w:cs="Menlo"/>
+          <w:color w:val="F3F3F3"/>
+          <w:kern w:val="0"/>
+          <w:sz w:val="18"/>
+          <w:szCs w:val="18"/>
+          <w14:ligatures w14:val="none"/>
+        </w:rPr>
+      </w:pPr>
+      <w:r>
+        <w:rPr>
+          <w:rFonts w:ascii="Menlo" w:eastAsia="Times New Roman" w:hAnsi="Menlo" w:cs="Menlo"/>
+          <w:color w:val="F3F3F3"/>
+          <w:kern w:val="0"/>
+          <w:sz w:val="18"/>
+          <w:szCs w:val="18"/>
+          <w14:ligatures w14:val="none"/>
+        </w:rPr>
+        <w:t xml:space="preserve">                oppositeCorner = pos + new Vector3(scale.x/2, -scale.y/2, 0);</w:t>
+      </w:r>
+    </w:p>
+    <w:p>
+      <w:pPr>
+        <w:shd w:val="clear" w:color="auto" w:fill="191919"/>
+        <w:spacing w:after="0" w:line="270" w:lineRule="atLeast"/>
+        <w:rPr>
+          <w:rFonts w:ascii="Menlo" w:eastAsia="Times New Roman" w:hAnsi="Menlo" w:cs="Menlo"/>
+          <w:color w:val="F3F3F3"/>
+          <w:kern w:val="0"/>
+          <w:sz w:val="18"/>
+          <w:szCs w:val="18"/>
+          <w14:ligatures w14:val="none"/>
+        </w:rPr>
+      </w:pPr>
+      <w:r>
+        <w:rPr>
+          <w:rFonts w:ascii="Menlo" w:eastAsia="Times New Roman" w:hAnsi="Menlo" w:cs="Menlo"/>
+          <w:color w:val="F3F3F3"/>
+          <w:kern w:val="0"/>
+          <w:sz w:val="18"/>
+          <w:szCs w:val="18"/>
+          <w14:ligatures w14:val="none"/>
+        </w:rPr>
+        <w:t xml:space="preserve">                break;</w:t>
+      </w:r>
+    </w:p>
+    <w:p>
+      <w:pPr>
+        <w:shd w:val="clear" w:color="auto" w:fill="191919"/>
+        <w:spacing w:after="0" w:line="270" w:lineRule="atLeast"/>
+        <w:rPr>
+          <w:rFonts w:ascii="Menlo" w:eastAsia="Times New Roman" w:hAnsi="Menlo" w:cs="Menlo"/>
+          <w:color w:val="F3F3F3"/>
+          <w:kern w:val="0"/>
+          <w:sz w:val="18"/>
+          <w:szCs w:val="18"/>
+          <w14:ligatures w14:val="none"/>
+        </w:rPr>
+      </w:pPr>
+      <w:r>
+        <w:rPr>
+          <w:rFonts w:ascii="Menlo" w:eastAsia="Times New Roman" w:hAnsi="Menlo" w:cs="Menlo"/>
+          <w:color w:val="F3F3F3"/>
+          <w:kern w:val="0"/>
+          <w:sz w:val="18"/>
+          <w:szCs w:val="18"/>
+          <w14:ligatures w14:val="none"/>
+        </w:rPr>
+        <w:t xml:space="preserve">            case CornerType.TopRight:</w:t>
+      </w:r>
+    </w:p>
+    <w:p>
+      <w:pPr>
+        <w:shd w:val="clear" w:color="auto" w:fill="191919"/>
+        <w:spacing w:after="0" w:line="270" w:lineRule="atLeast"/>
+        <w:rPr>
+          <w:rFonts w:ascii="Menlo" w:eastAsia="Times New Roman" w:hAnsi="Menlo" w:cs="Menlo"/>
+          <w:color w:val="F3F3F3"/>
+          <w:kern w:val="0"/>
+          <w:sz w:val="18"/>
+          <w:szCs w:val="18"/>
+          <w14:ligatures w14:val="none"/>
+        </w:rPr>
+      </w:pPr>
+      <w:r>
+        <w:rPr>
+          <w:rFonts w:ascii="Menlo" w:eastAsia="Times New Roman" w:hAnsi="Menlo" w:cs="Menlo"/>
+          <w:color w:val="F3F3F3"/>
+          <w:kern w:val="0"/>
+          <w:sz w:val="18"/>
+          <w:szCs w:val="18"/>
+          <w14:ligatures w14:val="none"/>
+        </w:rPr>
+        <w:t xml:space="preserve">                oppositeCorner = pos + new Vector3(-scale.x/2, -scale.y/2, 0);</w:t>
+      </w:r>
+    </w:p>
+    <w:p>
+      <w:pPr>
+        <w:shd w:val="clear" w:color="auto" w:fill="191919"/>
+        <w:spacing w:after="0" w:line="270" w:lineRule="atLeast"/>
+        <w:rPr>
+          <w:rFonts w:ascii="Menlo" w:eastAsia="Times New Roman" w:hAnsi="Menlo" w:cs="Menlo"/>
+          <w:color w:val="F3F3F3"/>
+          <w:kern w:val="0"/>
+          <w:sz w:val="18"/>
+          <w:szCs w:val="18"/>
+          <w14:ligatures w14:val="none"/>
+        </w:rPr>
+      </w:pPr>
+      <w:r>
+        <w:rPr>
+          <w:rFonts w:ascii="Menlo" w:eastAsia="Times New Roman" w:hAnsi="Menlo" w:cs="Menlo"/>
+          <w:color w:val="F3F3F3"/>
+          <w:kern w:val="0"/>
+          <w:sz w:val="18"/>
+          <w:szCs w:val="18"/>
+          <w14:ligatures w14:val="none"/>
+        </w:rPr>
+        <w:t xml:space="preserve">                break;</w:t>
+      </w:r>
+    </w:p>
+    <w:p>
+      <w:pPr>
+        <w:shd w:val="clear" w:color="auto" w:fill="191919"/>
+        <w:spacing w:after="0" w:line="270" w:lineRule="atLeast"/>
+        <w:rPr>
+          <w:rFonts w:ascii="Menlo" w:eastAsia="Times New Roman" w:hAnsi="Menlo" w:cs="Menlo"/>
+          <w:color w:val="F3F3F3"/>
+          <w:kern w:val="0"/>
+          <w:sz w:val="18"/>
+          <w:szCs w:val="18"/>
+          <w14:ligatures w14:val="none"/>
+        </w:rPr>
+      </w:pPr>
+      <w:r>
+        <w:rPr>
+          <w:rFonts w:ascii="Menlo" w:eastAsia="Times New Roman" w:hAnsi="Menlo" w:cs="Menlo"/>
+          <w:color w:val="F3F3F3"/>
+          <w:kern w:val="0"/>
+          <w:sz w:val="18"/>
+          <w:szCs w:val="18"/>
+          <w14:ligatures w14:val="none"/>
+        </w:rPr>
+        <w:t xml:space="preserve">            case CornerType.BottomLeft:</w:t>
+      </w:r>
+    </w:p>
+    <w:p>
+      <w:pPr>
+        <w:shd w:val="clear" w:color="auto" w:fill="191919"/>
+        <w:spacing w:after="0" w:line="270" w:lineRule="atLeast"/>
+        <w:rPr>
+          <w:rFonts w:ascii="Menlo" w:eastAsia="Times New Roman" w:hAnsi="Menlo" w:cs="Menlo"/>
+          <w:color w:val="F3F3F3"/>
+          <w:kern w:val="0"/>
+          <w:sz w:val="18"/>
+          <w:szCs w:val="18"/>
+          <w14:ligatures w14:val="none"/>
+        </w:rPr>
+      </w:pPr>
+      <w:r>
+        <w:rPr>
+          <w:rFonts w:ascii="Menlo" w:eastAsia="Times New Roman" w:hAnsi="Menlo" w:cs="Menlo"/>
+          <w:color w:val="F3F3F3"/>
+          <w:kern w:val="0"/>
+          <w:sz w:val="18"/>
+          <w:szCs w:val="18"/>
+          <w14:ligatures w14:val="none"/>
+        </w:rPr>
+        <w:t xml:space="preserve">                oppositeCorner = pos + new Vector3(scale.x/2, scale.y/2, 0);</w:t>
+      </w:r>
+    </w:p>
+    <w:p>
+      <w:pPr>
+        <w:shd w:val="clear" w:color="auto" w:fill="191919"/>
+        <w:spacing w:after="0" w:line="270" w:lineRule="atLeast"/>
+        <w:rPr>
+          <w:rFonts w:ascii="Menlo" w:eastAsia="Times New Roman" w:hAnsi="Menlo" w:cs="Menlo"/>
+          <w:color w:val="F3F3F3"/>
+          <w:kern w:val="0"/>
+          <w:sz w:val="18"/>
+          <w:szCs w:val="18"/>
+          <w14:ligatures w14:val="none"/>
+        </w:rPr>
+      </w:pPr>
+      <w:r>
+        <w:rPr>
+          <w:rFonts w:ascii="Menlo" w:eastAsia="Times New Roman" w:hAnsi="Menlo" w:cs="Menlo"/>
+          <w:color w:val="F3F3F3"/>
+          <w:kern w:val="0"/>
+          <w:sz w:val="18"/>
+          <w:szCs w:val="18"/>
+          <w14:ligatures w14:val="none"/>
+        </w:rPr>
+        <w:t xml:space="preserve">                break;</w:t>
+      </w:r>
+    </w:p>
+    <w:p>
+      <w:pPr>
+        <w:shd w:val="clear" w:color="auto" w:fill="191919"/>
+        <w:spacing w:after="0" w:line="270" w:lineRule="atLeast"/>
+        <w:rPr>
+          <w:rFonts w:ascii="Menlo" w:eastAsia="Times New Roman" w:hAnsi="Menlo" w:cs="Menlo"/>
+          <w:color w:val="F3F3F3"/>
+          <w:kern w:val="0"/>
+          <w:sz w:val="18"/>
+          <w:szCs w:val="18"/>
+          <w14:ligatures w14:val="none"/>
+        </w:rPr>
+      </w:pPr>
+      <w:r>
+        <w:rPr>
+          <w:rFonts w:ascii="Menlo" w:eastAsia="Times New Roman" w:hAnsi="Menlo" w:cs="Menlo"/>
+          <w:color w:val="F3F3F3"/>
+          <w:kern w:val="0"/>
+          <w:sz w:val="18"/>
+          <w:szCs w:val="18"/>
+          <w14:ligatures w14:val="none"/>
+        </w:rPr>
+        <w:t xml:space="preserve">            case CornerType.BottomRight:</w:t>
+      </w:r>
+    </w:p>
+    <w:p>
+      <w:pPr>
+        <w:shd w:val="clear" w:color="auto" w:fill="191919"/>
+        <w:spacing w:after="0" w:line="270" w:lineRule="atLeast"/>
+        <w:rPr>
+          <w:rFonts w:ascii="Menlo" w:eastAsia="Times New Roman" w:hAnsi="Menlo" w:cs="Menlo"/>
+          <w:color w:val="F3F3F3"/>
+          <w:kern w:val="0"/>
+          <w:sz w:val="18"/>
+          <w:szCs w:val="18"/>
+          <w14:ligatures w14:val="none"/>
+        </w:rPr>
+      </w:pPr>
+      <w:r>
+        <w:rPr>
+          <w:rFonts w:ascii="Menlo" w:eastAsia="Times New Roman" w:hAnsi="Menlo" w:cs="Menlo"/>
+          <w:color w:val="F3F3F3"/>
+          <w:kern w:val="0"/>
+          <w:sz w:val="18"/>
+          <w:szCs w:val="18"/>
+          <w14:ligatures w14:val="none"/>
+        </w:rPr>
+        <w:t xml:space="preserve">                oppositeCorner = pos + new Vector3(-scale.x/2, scale.y/2, 0);</w:t>
+      </w:r>
+    </w:p>
+    <w:p>
+      <w:pPr>
+        <w:shd w:val="clear" w:color="auto" w:fill="191919"/>
+        <w:spacing w:after="0" w:line="270" w:lineRule="atLeast"/>
+        <w:rPr>
+          <w:rFonts w:ascii="Menlo" w:eastAsia="Times New Roman" w:hAnsi="Menlo" w:cs="Menlo"/>
+          <w:color w:val="F3F3F3"/>
+          <w:kern w:val="0"/>
+          <w:sz w:val="18"/>
+          <w:szCs w:val="18"/>
+          <w14:ligatures w14:val="none"/>
+        </w:rPr>
+      </w:pPr>
+      <w:r>
+        <w:rPr>
+          <w:rFonts w:ascii="Menlo" w:eastAsia="Times New Roman" w:hAnsi="Menlo" w:cs="Menlo"/>
+          <w:color w:val="F3F3F3"/>
+          <w:kern w:val="0"/>
+          <w:sz w:val="18"/>
+          <w:szCs w:val="18"/>
+          <w14:ligatures w14:val="none"/>
+        </w:rPr>
+        <w:t xml:space="preserve">                break;</w:t>
+      </w:r>
+    </w:p>
+    <w:p>
+      <w:pPr>
+        <w:shd w:val="clear" w:color="auto" w:fill="191919"/>
+        <w:spacing w:after="0" w:line="270" w:lineRule="atLeast"/>
+        <w:rPr>
+          <w:rFonts w:ascii="Menlo" w:eastAsia="Times New Roman" w:hAnsi="Menlo" w:cs="Menlo"/>
+          <w:color w:val="F3F3F3"/>
+          <w:kern w:val="0"/>
+          <w:sz w:val="18"/>
+          <w:szCs w:val="18"/>
+          <w14:ligatures w14:val="none"/>
+        </w:rPr>
+      </w:pPr>
+      <w:r>
+        <w:rPr>
+          <w:rFonts w:ascii="Menlo" w:eastAsia="Times New Roman" w:hAnsi="Menlo" w:cs="Menlo"/>
+          <w:color w:val="F3F3F3"/>
+          <w:kern w:val="0"/>
+          <w:sz w:val="18"/>
+          <w:szCs w:val="18"/>
+          <w14:ligatures w14:val="none"/>
+        </w:rPr>
+        <w:t xml:space="preserve">        }</w:t>
+      </w:r>
+    </w:p>
+    <w:p>
+      <w:pPr>
+        <w:shd w:val="clear" w:color="auto" w:fill="191919"/>
+        <w:spacing w:after="0" w:line="270" w:lineRule="atLeast"/>
+        <w:rPr>
+          <w:rFonts w:ascii="Menlo" w:eastAsia="Times New Roman" w:hAnsi="Menlo" w:cs="Menlo"/>
+          <w:color w:val="F3F3F3"/>
+          <w:kern w:val="0"/>
+          <w:sz w:val="18"/>
+          <w:szCs w:val="18"/>
+          <w14:ligatures w14:val="none"/>
+        </w:rPr>
+      </w:pPr>
+      <w:r>
+        <w:rPr>
+          <w:rFonts w:ascii="Menlo" w:eastAsia="Times New Roman" w:hAnsi="Menlo" w:cs="Menlo"/>
+          <w:color w:val="F3F3F3"/>
+          <w:kern w:val="0"/>
+          <w:sz w:val="18"/>
+          <w:szCs w:val="18"/>
+          <w14:ligatures w14:val="none"/>
+        </w:rPr>
+        <w:t xml:space="preserve">    }</w:t>
+      </w:r>
+    </w:p>
+    <w:p>
+      <w:pPr>
+        <w:shd w:val="clear" w:color="auto" w:fill="191919"/>
+        <w:spacing w:after="0" w:line="270" w:lineRule="atLeast"/>
+        <w:rPr>
+          <w:rFonts w:ascii="Menlo" w:eastAsia="Times New Roman" w:hAnsi="Menlo" w:cs="Menlo"/>
+          <w:color w:val="F3F3F3"/>
+          <w:kern w:val="0"/>
+          <w:sz w:val="18"/>
+          <w:szCs w:val="18"/>
+          <w14:ligatures w14:val="none"/>
+        </w:rPr>
+      </w:pPr>
+      <w:r>
+        <w:rPr>
+          <w:rFonts w:ascii="Menlo" w:eastAsia="Times New Roman" w:hAnsi="Menlo" w:cs="Menlo"/>
+          <w:color w:val="F3F3F3"/>
+          <w:kern w:val="0"/>
+          <w:sz w:val="18"/>
+          <w:szCs w:val="18"/>
+          <w14:ligatures w14:val="none"/>
+        </w:rPr>
+        <w:t xml:space="preserve">    </w:t>
+      </w:r>
+    </w:p>
+    <w:p>
+      <w:pPr>
+        <w:shd w:val="clear" w:color="auto" w:fill="191919"/>
+        <w:spacing w:after="0" w:line="270" w:lineRule="atLeast"/>
+        <w:rPr>
+          <w:rFonts w:ascii="Menlo" w:eastAsia="Times New Roman" w:hAnsi="Menlo" w:cs="Menlo"/>
+          <w:color w:val="F3F3F3"/>
+          <w:kern w:val="0"/>
+          <w:sz w:val="18"/>
+          <w:szCs w:val="18"/>
+          <w14:ligatures w14:val="none"/>
+        </w:rPr>
+      </w:pPr>
+      <w:r>
+        <w:rPr>
+          <w:rFonts w:ascii="Menlo" w:eastAsia="Times New Roman" w:hAnsi="Menlo" w:cs="Menlo"/>
+          <w:color w:val="F3F3F3"/>
+          <w:kern w:val="0"/>
+          <w:sz w:val="18"/>
+          <w:szCs w:val="18"/>
+          <w14:ligatures w14:val="none"/>
+        </w:rPr>
+        <w:t xml:space="preserve">    void ResizeFromCorner(Vector3 worldDelta)</w:t>
+      </w:r>
+    </w:p>
+    <w:p>
+      <w:pPr>
+        <w:shd w:val="clear" w:color="auto" w:fill="191919"/>
+        <w:spacing w:after="0" w:line="270" w:lineRule="atLeast"/>
+        <w:rPr>
+          <w:rFonts w:ascii="Menlo" w:eastAsia="Times New Roman" w:hAnsi="Menlo" w:cs="Menlo"/>
+          <w:color w:val="F3F3F3"/>
+          <w:kern w:val="0"/>
+          <w:sz w:val="18"/>
+          <w:szCs w:val="18"/>
+          <w14:ligatures w14:val="none"/>
+        </w:rPr>
+      </w:pPr>
+      <w:r>
+        <w:rPr>
+          <w:rFonts w:ascii="Menlo" w:eastAsia="Times New Roman" w:hAnsi="Menlo" w:cs="Menlo"/>
+          <w:color w:val="F3F3F3"/>
+          <w:kern w:val="0"/>
+          <w:sz w:val="18"/>
+          <w:szCs w:val="18"/>
+          <w14:ligatures w14:val="none"/>
+        </w:rPr>
+        <w:t xml:space="preserve">    {</w:t>
+      </w:r>
+    </w:p>
+    <w:p>
+      <w:pPr>
+        <w:shd w:val="clear" w:color="auto" w:fill="191919"/>
+        <w:spacing w:after="0" w:line="270" w:lineRule="atLeast"/>
+        <w:rPr>
+          <w:rFonts w:ascii="Menlo" w:eastAsia="Times New Roman" w:hAnsi="Menlo" w:cs="Menlo"/>
+          <w:color w:val="F3F3F3"/>
+          <w:kern w:val="0"/>
+          <w:sz w:val="18"/>
+          <w:szCs w:val="18"/>
+          <w14:ligatures w14:val="none"/>
+        </w:rPr>
+      </w:pPr>
+      <w:r>
+        <w:rPr>
+          <w:rFonts w:ascii="Menlo" w:eastAsia="Times New Roman" w:hAnsi="Menlo" w:cs="Menlo"/>
+          <w:color w:val="F3F3F3"/>
+          <w:kern w:val="0"/>
+          <w:sz w:val="18"/>
+          <w:szCs w:val="18"/>
+          <w14:ligatures w14:val="none"/>
+        </w:rPr>
+        <w:t xml:space="preserve">        // Get current corner position in world space</w:t>
+      </w:r>
+    </w:p>
+    <w:p>
+      <w:pPr>
+        <w:shd w:val="clear" w:color="auto" w:fill="191919"/>
+        <w:spacing w:after="0" w:line="270" w:lineRule="atLeast"/>
+        <w:rPr>
+          <w:rFonts w:ascii="Menlo" w:eastAsia="Times New Roman" w:hAnsi="Menlo" w:cs="Menlo"/>
+          <w:color w:val="F3F3F3"/>
+          <w:kern w:val="0"/>
+          <w:sz w:val="18"/>
+          <w:szCs w:val="18"/>
+          <w14:ligatures w14:val="none"/>
+        </w:rPr>
+      </w:pPr>
+      <w:r>
+        <w:rPr>
+          <w:rFonts w:ascii="Menlo" w:eastAsia="Times New Roman" w:hAnsi="Menlo" w:cs="Menlo"/>
+          <w:color w:val="F3F3F3"/>
+          <w:kern w:val="0"/>
+          <w:sz w:val="18"/>
+          <w:szCs w:val="18"/>
+          <w14:ligatures w14:val="none"/>
+        </w:rPr>
+        <w:t xml:space="preserve">        Vector3 currentCornerPos = GetCornerWorldPosition() + worldDelta;</w:t>
+      </w:r>
+    </w:p>
+    <w:p>
+      <w:pPr>
+        <w:shd w:val="clear" w:color="auto" w:fill="191919"/>
+        <w:spacing w:after="0" w:line="270" w:lineRule="atLeast"/>
+        <w:rPr>
+          <w:rFonts w:ascii="Menlo" w:eastAsia="Times New Roman" w:hAnsi="Menlo" w:cs="Menlo"/>
+          <w:color w:val="F3F3F3"/>
+          <w:kern w:val="0"/>
+          <w:sz w:val="18"/>
+          <w:szCs w:val="18"/>
+          <w14:ligatures w14:val="none"/>
+        </w:rPr>
+      </w:pPr>
+      <w:r>
+        <w:rPr>
+          <w:rFonts w:ascii="Menlo" w:eastAsia="Times New Roman" w:hAnsi="Menlo" w:cs="Menlo"/>
+          <w:color w:val="F3F3F3"/>
+          <w:kern w:val="0"/>
+          <w:sz w:val="18"/>
+          <w:szCs w:val="18"/>
+          <w14:ligatures w14:val="none"/>
+        </w:rPr>
+        <w:t xml:space="preserve">        </w:t>
+      </w:r>
+    </w:p>
+    <w:p>
+      <w:pPr>
+        <w:shd w:val="clear" w:color="auto" w:fill="191919"/>
+        <w:spacing w:after="0" w:line="270" w:lineRule="atLeast"/>
+        <w:rPr>
+          <w:rFonts w:ascii="Menlo" w:eastAsia="Times New Roman" w:hAnsi="Menlo" w:cs="Menlo"/>
+          <w:color w:val="F3F3F3"/>
+          <w:kern w:val="0"/>
+          <w:sz w:val="18"/>
+          <w:szCs w:val="18"/>
+          <w14:ligatures w14:val="none"/>
+        </w:rPr>
+      </w:pPr>
+      <w:r>
+        <w:rPr>
+          <w:rFonts w:ascii="Menlo" w:eastAsia="Times New Roman" w:hAnsi="Menlo" w:cs="Menlo"/>
+          <w:color w:val="F3F3F3"/>
+          <w:kern w:val="0"/>
+          <w:sz w:val="18"/>
+          <w:szCs w:val="18"/>
+          <w14:ligatures w14:val="none"/>
+        </w:rPr>
+        <w:t xml:space="preserve">        // Calculate new center point (midpoint of diagonal)</w:t>
+      </w:r>
+    </w:p>
+    <w:p>
+      <w:pPr>
+        <w:shd w:val="clear" w:color="auto" w:fill="191919"/>
+        <w:spacing w:after="0" w:line="270" w:lineRule="atLeast"/>
+        <w:rPr>
+          <w:rFonts w:ascii="Menlo" w:eastAsia="Times New Roman" w:hAnsi="Menlo" w:cs="Menlo"/>
+          <w:color w:val="F3F3F3"/>
+          <w:kern w:val="0"/>
+          <w:sz w:val="18"/>
+          <w:szCs w:val="18"/>
+          <w14:ligatures w14:val="none"/>
+        </w:rPr>
+      </w:pPr>
+      <w:r>
+        <w:rPr>
+          <w:rFonts w:ascii="Menlo" w:eastAsia="Times New Roman" w:hAnsi="Menlo" w:cs="Menlo"/>
+          <w:color w:val="F3F3F3"/>
+          <w:kern w:val="0"/>
+          <w:sz w:val="18"/>
+          <w:szCs w:val="18"/>
+          <w14:ligatures w14:val="none"/>
+        </w:rPr>
+        <w:t xml:space="preserve">        Vector3 newCenter = (oppositeCorner + currentCornerPos) / 2f;</w:t>
+      </w:r>
+    </w:p>
+    <w:p>
+      <w:pPr>
+        <w:shd w:val="clear" w:color="auto" w:fill="191919"/>
+        <w:spacing w:after="0" w:line="270" w:lineRule="atLeast"/>
+        <w:rPr>
+          <w:rFonts w:ascii="Menlo" w:eastAsia="Times New Roman" w:hAnsi="Menlo" w:cs="Menlo"/>
+          <w:color w:val="F3F3F3"/>
+          <w:kern w:val="0"/>
+          <w:sz w:val="18"/>
+          <w:szCs w:val="18"/>
+          <w14:ligatures w14:val="none"/>
+        </w:rPr>
+      </w:pPr>
+      <w:r>
+        <w:rPr>
+          <w:rFonts w:ascii="Menlo" w:eastAsia="Times New Roman" w:hAnsi="Menlo" w:cs="Menlo"/>
+          <w:color w:val="F3F3F3"/>
+          <w:kern w:val="0"/>
+          <w:sz w:val="18"/>
+          <w:szCs w:val="18"/>
+          <w14:ligatures w14:val="none"/>
+        </w:rPr>
+        <w:t xml:space="preserve">        </w:t>
+      </w:r>
+    </w:p>
+    <w:p>
+      <w:pPr>
+        <w:shd w:val="clear" w:color="auto" w:fill="191919"/>
+        <w:spacing w:after="0" w:line="270" w:lineRule="atLeast"/>
+        <w:rPr>
+          <w:rFonts w:ascii="Menlo" w:eastAsia="Times New Roman" w:hAnsi="Menlo" w:cs="Menlo"/>
+          <w:color w:val="F3F3F3"/>
+          <w:kern w:val="0"/>
+          <w:sz w:val="18"/>
+          <w:szCs w:val="18"/>
+          <w14:ligatures w14:val="none"/>
+        </w:rPr>
+      </w:pPr>
+      <w:r>
+        <w:rPr>
+          <w:rFonts w:ascii="Menlo" w:eastAsia="Times New Roman" w:hAnsi="Menlo" w:cs="Menlo"/>
+          <w:color w:val="F3F3F3"/>
+          <w:kern w:val="0"/>
+          <w:sz w:val="18"/>
+          <w:szCs w:val="18"/>
+          <w14:ligatures w14:val="none"/>
+        </w:rPr>
+        <w:t xml:space="preserve">        // Calculate new size</w:t>
+      </w:r>
+    </w:p>
+    <w:p>
+      <w:pPr>
+        <w:shd w:val="clear" w:color="auto" w:fill="191919"/>
+        <w:spacing w:after="0" w:line="270" w:lineRule="atLeast"/>
+        <w:rPr>
+          <w:rFonts w:ascii="Menlo" w:eastAsia="Times New Roman" w:hAnsi="Menlo" w:cs="Menlo"/>
+          <w:color w:val="F3F3F3"/>
+          <w:kern w:val="0"/>
+          <w:sz w:val="18"/>
+          <w:szCs w:val="18"/>
+          <w14:ligatures w14:val="none"/>
+        </w:rPr>
+      </w:pPr>
+      <w:r>
+        <w:rPr>
+          <w:rFonts w:ascii="Menlo" w:eastAsia="Times New Roman" w:hAnsi="Menlo" w:cs="Menlo"/>
+          <w:color w:val="F3F3F3"/>
+          <w:kern w:val="0"/>
+          <w:sz w:val="18"/>
+          <w:szCs w:val="18"/>
+          <w14:ligatures w14:val="none"/>
+        </w:rPr>
+        <w:lastRenderedPageBreak/>
+        <w:t xml:space="preserve">        Vector3 sizeVector = currentCornerPos - oppositeCorner;</w:t>
+      </w:r>
+    </w:p>
+    <w:p>
+      <w:pPr>
+        <w:shd w:val="clear" w:color="auto" w:fill="191919"/>
+        <w:spacing w:after="0" w:line="270" w:lineRule="atLeast"/>
+        <w:rPr>
+          <w:rFonts w:ascii="Menlo" w:eastAsia="Times New Roman" w:hAnsi="Menlo" w:cs="Menlo"/>
+          <w:color w:val="F3F3F3"/>
+          <w:kern w:val="0"/>
+          <w:sz w:val="18"/>
+          <w:szCs w:val="18"/>
+          <w14:ligatures w14:val="none"/>
+        </w:rPr>
+      </w:pPr>
+      <w:r>
+        <w:rPr>
+          <w:rFonts w:ascii="Menlo" w:eastAsia="Times New Roman" w:hAnsi="Menlo" w:cs="Menlo"/>
+          <w:color w:val="F3F3F3"/>
+          <w:kern w:val="0"/>
+          <w:sz w:val="18"/>
+          <w:szCs w:val="18"/>
+          <w14:ligatures w14:val="none"/>
+        </w:rPr>
+        <w:t xml:space="preserve">        Vector3 newScale = new Vector3(</w:t>
+      </w:r>
+    </w:p>
+    <w:p>
+      <w:pPr>
+        <w:shd w:val="clear" w:color="auto" w:fill="191919"/>
+        <w:spacing w:after="0" w:line="270" w:lineRule="atLeast"/>
+        <w:rPr>
+          <w:rFonts w:ascii="Menlo" w:eastAsia="Times New Roman" w:hAnsi="Menlo" w:cs="Menlo"/>
+          <w:color w:val="F3F3F3"/>
+          <w:kern w:val="0"/>
+          <w:sz w:val="18"/>
+          <w:szCs w:val="18"/>
+          <w14:ligatures w14:val="none"/>
+        </w:rPr>
+      </w:pPr>
+      <w:r>
+        <w:rPr>
+          <w:rFonts w:ascii="Menlo" w:eastAsia="Times New Roman" w:hAnsi="Menlo" w:cs="Menlo"/>
+          <w:color w:val="F3F3F3"/>
+          <w:kern w:val="0"/>
+          <w:sz w:val="18"/>
+          <w:szCs w:val="18"/>
+          <w14:ligatures w14:val="none"/>
+        </w:rPr>
+        <w:t xml:space="preserve">            Mathf.Abs(sizeVector.x),</w:t>
+      </w:r>
+    </w:p>
+    <w:p>
+      <w:pPr>
+        <w:shd w:val="clear" w:color="auto" w:fill="191919"/>
+        <w:spacing w:after="0" w:line="270" w:lineRule="atLeast"/>
+        <w:rPr>
+          <w:rFonts w:ascii="Menlo" w:eastAsia="Times New Roman" w:hAnsi="Menlo" w:cs="Menlo"/>
+          <w:color w:val="F3F3F3"/>
+          <w:kern w:val="0"/>
+          <w:sz w:val="18"/>
+          <w:szCs w:val="18"/>
+          <w14:ligatures w14:val="none"/>
+        </w:rPr>
+      </w:pPr>
+      <w:r>
+        <w:rPr>
+          <w:rFonts w:ascii="Menlo" w:eastAsia="Times New Roman" w:hAnsi="Menlo" w:cs="Menlo"/>
+          <w:color w:val="F3F3F3"/>
+          <w:kern w:val="0"/>
+          <w:sz w:val="18"/>
+          <w:szCs w:val="18"/>
+          <w14:ligatures w14:val="none"/>
+        </w:rPr>
+        <w:t xml:space="preserve">            Mathf.Abs(sizeVector.y),</w:t>
+      </w:r>
+    </w:p>
+    <w:p>
+      <w:pPr>
+        <w:shd w:val="clear" w:color="auto" w:fill="191919"/>
+        <w:spacing w:after="0" w:line="270" w:lineRule="atLeast"/>
+        <w:rPr>
+          <w:rFonts w:ascii="Menlo" w:eastAsia="Times New Roman" w:hAnsi="Menlo" w:cs="Menlo"/>
+          <w:color w:val="F3F3F3"/>
+          <w:kern w:val="0"/>
+          <w:sz w:val="18"/>
+          <w:szCs w:val="18"/>
+          <w14:ligatures w14:val="none"/>
+        </w:rPr>
+      </w:pPr>
+      <w:r>
+        <w:rPr>
+          <w:rFonts w:ascii="Menlo" w:eastAsia="Times New Roman" w:hAnsi="Menlo" w:cs="Menlo"/>
+          <w:color w:val="F3F3F3"/>
+          <w:kern w:val="0"/>
+          <w:sz w:val="18"/>
+          <w:szCs w:val="18"/>
+          <w14:ligatures w14:val="none"/>
+        </w:rPr>
+        <w:t xml:space="preserve">            startWhiteboardScale.z</w:t>
+      </w:r>
+    </w:p>
+    <w:p>
+      <w:pPr>
+        <w:shd w:val="clear" w:color="auto" w:fill="191919"/>
+        <w:spacing w:after="0" w:line="270" w:lineRule="atLeast"/>
+        <w:rPr>
+          <w:rFonts w:ascii="Menlo" w:eastAsia="Times New Roman" w:hAnsi="Menlo" w:cs="Menlo"/>
+          <w:color w:val="F3F3F3"/>
+          <w:kern w:val="0"/>
+          <w:sz w:val="18"/>
+          <w:szCs w:val="18"/>
+          <w14:ligatures w14:val="none"/>
+        </w:rPr>
+      </w:pPr>
+      <w:r>
+        <w:rPr>
+          <w:rFonts w:ascii="Menlo" w:eastAsia="Times New Roman" w:hAnsi="Menlo" w:cs="Menlo"/>
+          <w:color w:val="F3F3F3"/>
+          <w:kern w:val="0"/>
+          <w:sz w:val="18"/>
+          <w:szCs w:val="18"/>
+          <w14:ligatures w14:val="none"/>
+        </w:rPr>
+        <w:t xml:space="preserve">        );</w:t>
+      </w:r>
+    </w:p>
+    <w:p>
+      <w:pPr>
+        <w:shd w:val="clear" w:color="auto" w:fill="191919"/>
+        <w:spacing w:after="0" w:line="270" w:lineRule="atLeast"/>
+        <w:rPr>
+          <w:rFonts w:ascii="Menlo" w:eastAsia="Times New Roman" w:hAnsi="Menlo" w:cs="Menlo"/>
+          <w:color w:val="F3F3F3"/>
+          <w:kern w:val="0"/>
+          <w:sz w:val="18"/>
+          <w:szCs w:val="18"/>
+          <w14:ligatures w14:val="none"/>
+        </w:rPr>
+      </w:pPr>
+      <w:r>
+        <w:rPr>
+          <w:rFonts w:ascii="Menlo" w:eastAsia="Times New Roman" w:hAnsi="Menlo" w:cs="Menlo"/>
+          <w:color w:val="F3F3F3"/>
+          <w:kern w:val="0"/>
+          <w:sz w:val="18"/>
+          <w:szCs w:val="18"/>
+          <w14:ligatures w14:val="none"/>
+        </w:rPr>
+        <w:t xml:space="preserve">        </w:t>
+      </w:r>
+    </w:p>
+    <w:p>
+      <w:pPr>
+        <w:shd w:val="clear" w:color="auto" w:fill="191919"/>
+        <w:spacing w:after="0" w:line="270" w:lineRule="atLeast"/>
+        <w:rPr>
+          <w:rFonts w:ascii="Menlo" w:eastAsia="Times New Roman" w:hAnsi="Menlo" w:cs="Menlo"/>
+          <w:color w:val="F3F3F3"/>
+          <w:kern w:val="0"/>
+          <w:sz w:val="18"/>
+          <w:szCs w:val="18"/>
+          <w14:ligatures w14:val="none"/>
+        </w:rPr>
+      </w:pPr>
+      <w:r>
+        <w:rPr>
+          <w:rFonts w:ascii="Menlo" w:eastAsia="Times New Roman" w:hAnsi="Menlo" w:cs="Menlo"/>
+          <w:color w:val="F3F3F3"/>
+          <w:kern w:val="0"/>
+          <w:sz w:val="18"/>
+          <w:szCs w:val="18"/>
+          <w14:ligatures w14:val="none"/>
+        </w:rPr>
+        <w:t xml:space="preserve">        // Clamp to minimum and maximum size</w:t>
+      </w:r>
+    </w:p>
+    <w:p>
+      <w:pPr>
+        <w:shd w:val="clear" w:color="auto" w:fill="191919"/>
+        <w:spacing w:after="0" w:line="270" w:lineRule="atLeast"/>
+        <w:rPr>
+          <w:rFonts w:ascii="Menlo" w:eastAsia="Times New Roman" w:hAnsi="Menlo" w:cs="Menlo"/>
+          <w:color w:val="F3F3F3"/>
+          <w:kern w:val="0"/>
+          <w:sz w:val="18"/>
+          <w:szCs w:val="18"/>
+          <w14:ligatures w14:val="none"/>
+        </w:rPr>
+      </w:pPr>
+      <w:r>
+        <w:rPr>
+          <w:rFonts w:ascii="Menlo" w:eastAsia="Times New Roman" w:hAnsi="Menlo" w:cs="Menlo"/>
+          <w:color w:val="F3F3F3"/>
+          <w:kern w:val="0"/>
+          <w:sz w:val="18"/>
+          <w:szCs w:val="18"/>
+          <w14:ligatures w14:val="none"/>
+        </w:rPr>
+        <w:t xml:space="preserve">        newScale.x = Mathf.Clamp(newScale.x, minSize, maxSize);</w:t>
+      </w:r>
+    </w:p>
+    <w:p>
+      <w:pPr>
+        <w:shd w:val="clear" w:color="auto" w:fill="191919"/>
+        <w:spacing w:after="0" w:line="270" w:lineRule="atLeast"/>
+        <w:rPr>
+          <w:rFonts w:ascii="Menlo" w:eastAsia="Times New Roman" w:hAnsi="Menlo" w:cs="Menlo"/>
+          <w:color w:val="F3F3F3"/>
+          <w:kern w:val="0"/>
+          <w:sz w:val="18"/>
+          <w:szCs w:val="18"/>
+          <w14:ligatures w14:val="none"/>
+        </w:rPr>
+      </w:pPr>
+      <w:r>
+        <w:rPr>
+          <w:rFonts w:ascii="Menlo" w:eastAsia="Times New Roman" w:hAnsi="Menlo" w:cs="Menlo"/>
+          <w:color w:val="F3F3F3"/>
+          <w:kern w:val="0"/>
+          <w:sz w:val="18"/>
+          <w:szCs w:val="18"/>
+          <w14:ligatures w14:val="none"/>
+        </w:rPr>
+        <w:t xml:space="preserve">        newScale.y = Mathf.Clamp(newScale.y, minSize, maxSize);</w:t>
+      </w:r>
+    </w:p>
+    <w:p>
+      <w:pPr>
+        <w:shd w:val="clear" w:color="auto" w:fill="191919"/>
+        <w:spacing w:after="0" w:line="270" w:lineRule="atLeast"/>
+        <w:rPr>
+          <w:rFonts w:ascii="Menlo" w:eastAsia="Times New Roman" w:hAnsi="Menlo" w:cs="Menlo"/>
+          <w:color w:val="F3F3F3"/>
+          <w:kern w:val="0"/>
+          <w:sz w:val="18"/>
+          <w:szCs w:val="18"/>
+          <w14:ligatures w14:val="none"/>
+        </w:rPr>
+      </w:pPr>
+      <w:r>
+        <w:rPr>
+          <w:rFonts w:ascii="Menlo" w:eastAsia="Times New Roman" w:hAnsi="Menlo" w:cs="Menlo"/>
+          <w:color w:val="F3F3F3"/>
+          <w:kern w:val="0"/>
+          <w:sz w:val="18"/>
+          <w:szCs w:val="18"/>
+          <w14:ligatures w14:val="none"/>
+        </w:rPr>
+        <w:t xml:space="preserve">        </w:t>
+      </w:r>
+    </w:p>
+    <w:p>
+      <w:pPr>
+        <w:shd w:val="clear" w:color="auto" w:fill="191919"/>
+        <w:spacing w:after="0" w:line="270" w:lineRule="atLeast"/>
+        <w:rPr>
+          <w:rFonts w:ascii="Menlo" w:eastAsia="Times New Roman" w:hAnsi="Menlo" w:cs="Menlo"/>
+          <w:color w:val="F3F3F3"/>
+          <w:kern w:val="0"/>
+          <w:sz w:val="18"/>
+          <w:szCs w:val="18"/>
+          <w14:ligatures w14:val="none"/>
+        </w:rPr>
+      </w:pPr>
+      <w:r>
+        <w:rPr>
+          <w:rFonts w:ascii="Menlo" w:eastAsia="Times New Roman" w:hAnsi="Menlo" w:cs="Menlo"/>
+          <w:color w:val="F3F3F3"/>
+          <w:kern w:val="0"/>
+          <w:sz w:val="18"/>
+          <w:szCs w:val="18"/>
+          <w14:ligatures w14:val="none"/>
+        </w:rPr>
+        <w:t xml:space="preserve">        // Apply new position and size</w:t>
+      </w:r>
+    </w:p>
+    <w:p>
+      <w:pPr>
+        <w:shd w:val="clear" w:color="auto" w:fill="191919"/>
+        <w:spacing w:after="0" w:line="270" w:lineRule="atLeast"/>
+        <w:rPr>
+          <w:rFonts w:ascii="Menlo" w:eastAsia="Times New Roman" w:hAnsi="Menlo" w:cs="Menlo"/>
+          <w:color w:val="F3F3F3"/>
+          <w:kern w:val="0"/>
+          <w:sz w:val="18"/>
+          <w:szCs w:val="18"/>
+          <w14:ligatures w14:val="none"/>
+        </w:rPr>
+      </w:pPr>
+      <w:r>
+        <w:rPr>
+          <w:rFonts w:ascii="Menlo" w:eastAsia="Times New Roman" w:hAnsi="Menlo" w:cs="Menlo"/>
+          <w:color w:val="F3F3F3"/>
+          <w:kern w:val="0"/>
+          <w:sz w:val="18"/>
+          <w:szCs w:val="18"/>
+          <w14:ligatures w14:val="none"/>
+        </w:rPr>
+        <w:t xml:space="preserve">        whiteboard.position = newCenter;</w:t>
+      </w:r>
+    </w:p>
+    <w:p>
+      <w:pPr>
+        <w:shd w:val="clear" w:color="auto" w:fill="191919"/>
+        <w:spacing w:after="0" w:line="270" w:lineRule="atLeast"/>
+        <w:rPr>
+          <w:rFonts w:ascii="Menlo" w:eastAsia="Times New Roman" w:hAnsi="Menlo" w:cs="Menlo"/>
+          <w:color w:val="F3F3F3"/>
+          <w:kern w:val="0"/>
+          <w:sz w:val="18"/>
+          <w:szCs w:val="18"/>
+          <w14:ligatures w14:val="none"/>
+        </w:rPr>
+      </w:pPr>
+      <w:r>
+        <w:rPr>
+          <w:rFonts w:ascii="Menlo" w:eastAsia="Times New Roman" w:hAnsi="Menlo" w:cs="Menlo"/>
+          <w:color w:val="F3F3F3"/>
+          <w:kern w:val="0"/>
+          <w:sz w:val="18"/>
+          <w:szCs w:val="18"/>
+          <w14:ligatures w14:val="none"/>
+        </w:rPr>
+        <w:t xml:space="preserve">        whiteboard.localScale = newScale;</w:t>
+      </w:r>
+    </w:p>
+    <w:p>
+      <w:pPr>
+        <w:shd w:val="clear" w:color="auto" w:fill="191919"/>
+        <w:spacing w:after="0" w:line="270" w:lineRule="atLeast"/>
+        <w:rPr>
+          <w:rFonts w:ascii="Menlo" w:eastAsia="Times New Roman" w:hAnsi="Menlo" w:cs="Menlo"/>
+          <w:color w:val="F3F3F3"/>
+          <w:kern w:val="0"/>
+          <w:sz w:val="18"/>
+          <w:szCs w:val="18"/>
+          <w14:ligatures w14:val="none"/>
+        </w:rPr>
+      </w:pPr>
+      <w:r>
+        <w:rPr>
+          <w:rFonts w:ascii="Menlo" w:eastAsia="Times New Roman" w:hAnsi="Menlo" w:cs="Menlo"/>
+          <w:color w:val="F3F3F3"/>
+          <w:kern w:val="0"/>
+          <w:sz w:val="18"/>
+          <w:szCs w:val="18"/>
+          <w14:ligatures w14:val="none"/>
+        </w:rPr>
+        <w:t xml:space="preserve">        </w:t>
+      </w:r>
+    </w:p>
+    <w:p>
+      <w:pPr>
+        <w:shd w:val="clear" w:color="auto" w:fill="191919"/>
+        <w:spacing w:after="0" w:line="270" w:lineRule="atLeast"/>
+        <w:rPr>
+          <w:rFonts w:ascii="Menlo" w:eastAsia="Times New Roman" w:hAnsi="Menlo" w:cs="Menlo"/>
+          <w:color w:val="F3F3F3"/>
+          <w:kern w:val="0"/>
+          <w:sz w:val="18"/>
+          <w:szCs w:val="18"/>
+          <w14:ligatures w14:val="none"/>
+        </w:rPr>
+      </w:pPr>
+      <w:r>
+        <w:rPr>
+          <w:rFonts w:ascii="Menlo" w:eastAsia="Times New Roman" w:hAnsi="Menlo" w:cs="Menlo"/>
+          <w:color w:val="F3F3F3"/>
+          <w:kern w:val="0"/>
+          <w:sz w:val="18"/>
+          <w:szCs w:val="18"/>
+          <w14:ligatures w14:val="none"/>
+        </w:rPr>
+        <w:t xml:space="preserve">        // Update all corner handle positions</w:t>
+      </w:r>
+    </w:p>
+    <w:p>
+      <w:pPr>
+        <w:shd w:val="clear" w:color="auto" w:fill="191919"/>
+        <w:spacing w:after="0" w:line="270" w:lineRule="atLeast"/>
+        <w:rPr>
+          <w:rFonts w:ascii="Menlo" w:eastAsia="Times New Roman" w:hAnsi="Menlo" w:cs="Menlo"/>
+          <w:color w:val="F3F3F3"/>
+          <w:kern w:val="0"/>
+          <w:sz w:val="18"/>
+          <w:szCs w:val="18"/>
+          <w14:ligatures w14:val="none"/>
+        </w:rPr>
+      </w:pPr>
+      <w:r>
+        <w:rPr>
+          <w:rFonts w:ascii="Menlo" w:eastAsia="Times New Roman" w:hAnsi="Menlo" w:cs="Menlo"/>
+          <w:color w:val="F3F3F3"/>
+          <w:kern w:val="0"/>
+          <w:sz w:val="18"/>
+          <w:szCs w:val="18"/>
+          <w14:ligatures w14:val="none"/>
+        </w:rPr>
+        <w:t xml:space="preserve">        UpdateAllHandlePositions();</w:t>
+      </w:r>
+    </w:p>
+    <w:p>
+      <w:pPr>
+        <w:shd w:val="clear" w:color="auto" w:fill="191919"/>
+        <w:spacing w:after="0" w:line="270" w:lineRule="atLeast"/>
+        <w:rPr>
+          <w:rFonts w:ascii="Menlo" w:eastAsia="Times New Roman" w:hAnsi="Menlo" w:cs="Menlo"/>
+          <w:color w:val="F3F3F3"/>
+          <w:kern w:val="0"/>
+          <w:sz w:val="18"/>
+          <w:szCs w:val="18"/>
+          <w14:ligatures w14:val="none"/>
+        </w:rPr>
+      </w:pPr>
+      <w:r>
+        <w:rPr>
+          <w:rFonts w:ascii="Menlo" w:eastAsia="Times New Roman" w:hAnsi="Menlo" w:cs="Menlo"/>
+          <w:color w:val="F3F3F3"/>
+          <w:kern w:val="0"/>
+          <w:sz w:val="18"/>
+          <w:szCs w:val="18"/>
+          <w14:ligatures w14:val="none"/>
+        </w:rPr>
+        <w:t xml:space="preserve">    }</w:t>
+      </w:r>
+    </w:p>
+    <w:p>
+      <w:pPr>
+        <w:shd w:val="clear" w:color="auto" w:fill="191919"/>
+        <w:spacing w:after="0" w:line="270" w:lineRule="atLeast"/>
+        <w:rPr>
+          <w:rFonts w:ascii="Menlo" w:eastAsia="Times New Roman" w:hAnsi="Menlo" w:cs="Menlo"/>
+          <w:color w:val="F3F3F3"/>
+          <w:kern w:val="0"/>
+          <w:sz w:val="18"/>
+          <w:szCs w:val="18"/>
+          <w14:ligatures w14:val="none"/>
+        </w:rPr>
+      </w:pPr>
+      <w:r>
+        <w:rPr>
+          <w:rFonts w:ascii="Menlo" w:eastAsia="Times New Roman" w:hAnsi="Menlo" w:cs="Menlo"/>
+          <w:color w:val="F3F3F3"/>
+          <w:kern w:val="0"/>
+          <w:sz w:val="18"/>
+          <w:szCs w:val="18"/>
+          <w14:ligatures w14:val="none"/>
+        </w:rPr>
+        <w:t xml:space="preserve">    </w:t>
+      </w:r>
+    </w:p>
+    <w:p>
+      <w:pPr>
+        <w:shd w:val="clear" w:color="auto" w:fill="191919"/>
+        <w:spacing w:after="0" w:line="270" w:lineRule="atLeast"/>
+        <w:rPr>
+          <w:rFonts w:ascii="Menlo" w:eastAsia="Times New Roman" w:hAnsi="Menlo" w:cs="Menlo"/>
+          <w:color w:val="F3F3F3"/>
+          <w:kern w:val="0"/>
+          <w:sz w:val="18"/>
+          <w:szCs w:val="18"/>
+          <w14:ligatures w14:val="none"/>
+        </w:rPr>
+      </w:pPr>
+      <w:r>
+        <w:rPr>
+          <w:rFonts w:ascii="Menlo" w:eastAsia="Times New Roman" w:hAnsi="Menlo" w:cs="Menlo"/>
+          <w:color w:val="F3F3F3"/>
+          <w:kern w:val="0"/>
+          <w:sz w:val="18"/>
+          <w:szCs w:val="18"/>
+          <w14:ligatures w14:val="none"/>
+        </w:rPr>
+        <w:t xml:space="preserve">    Vector3 GetCornerWorldPosition()</w:t>
+      </w:r>
+    </w:p>
+    <w:p>
+      <w:pPr>
+        <w:shd w:val="clear" w:color="auto" w:fill="191919"/>
+        <w:spacing w:after="0" w:line="270" w:lineRule="atLeast"/>
+        <w:rPr>
+          <w:rFonts w:ascii="Menlo" w:eastAsia="Times New Roman" w:hAnsi="Menlo" w:cs="Menlo"/>
+          <w:color w:val="F3F3F3"/>
+          <w:kern w:val="0"/>
+          <w:sz w:val="18"/>
+          <w:szCs w:val="18"/>
+          <w14:ligatures w14:val="none"/>
+        </w:rPr>
+      </w:pPr>
+      <w:r>
+        <w:rPr>
+          <w:rFonts w:ascii="Menlo" w:eastAsia="Times New Roman" w:hAnsi="Menlo" w:cs="Menlo"/>
+          <w:color w:val="F3F3F3"/>
+          <w:kern w:val="0"/>
+          <w:sz w:val="18"/>
+          <w:szCs w:val="18"/>
+          <w14:ligatures w14:val="none"/>
+        </w:rPr>
+        <w:t xml:space="preserve">    {</w:t>
+      </w:r>
+    </w:p>
+    <w:p>
+      <w:pPr>
+        <w:shd w:val="clear" w:color="auto" w:fill="191919"/>
+        <w:spacing w:after="0" w:line="270" w:lineRule="atLeast"/>
+        <w:rPr>
+          <w:rFonts w:ascii="Menlo" w:eastAsia="Times New Roman" w:hAnsi="Menlo" w:cs="Menlo"/>
+          <w:color w:val="F3F3F3"/>
+          <w:kern w:val="0"/>
+          <w:sz w:val="18"/>
+          <w:szCs w:val="18"/>
+          <w14:ligatures w14:val="none"/>
+        </w:rPr>
+      </w:pPr>
+      <w:r>
+        <w:rPr>
+          <w:rFonts w:ascii="Menlo" w:eastAsia="Times New Roman" w:hAnsi="Menlo" w:cs="Menlo"/>
+          <w:color w:val="F3F3F3"/>
+          <w:kern w:val="0"/>
+          <w:sz w:val="18"/>
+          <w:szCs w:val="18"/>
+          <w14:ligatures w14:val="none"/>
+        </w:rPr>
+        <w:t xml:space="preserve">        Vector3 scale = whiteboard.localScale;</w:t>
+      </w:r>
+    </w:p>
+    <w:p>
+      <w:pPr>
+        <w:shd w:val="clear" w:color="auto" w:fill="191919"/>
+        <w:spacing w:after="0" w:line="270" w:lineRule="atLeast"/>
+        <w:rPr>
+          <w:rFonts w:ascii="Menlo" w:eastAsia="Times New Roman" w:hAnsi="Menlo" w:cs="Menlo"/>
+          <w:color w:val="F3F3F3"/>
+          <w:kern w:val="0"/>
+          <w:sz w:val="18"/>
+          <w:szCs w:val="18"/>
+          <w14:ligatures w14:val="none"/>
+        </w:rPr>
+      </w:pPr>
+      <w:r>
+        <w:rPr>
+          <w:rFonts w:ascii="Menlo" w:eastAsia="Times New Roman" w:hAnsi="Menlo" w:cs="Menlo"/>
+          <w:color w:val="F3F3F3"/>
+          <w:kern w:val="0"/>
+          <w:sz w:val="18"/>
+          <w:szCs w:val="18"/>
+          <w14:ligatures w14:val="none"/>
+        </w:rPr>
+        <w:t xml:space="preserve">        Vector3 pos = whiteboard.position;</w:t>
+      </w:r>
+    </w:p>
+    <w:p>
+      <w:pPr>
+        <w:shd w:val="clear" w:color="auto" w:fill="191919"/>
+        <w:spacing w:after="0" w:line="270" w:lineRule="atLeast"/>
+        <w:rPr>
+          <w:rFonts w:ascii="Menlo" w:eastAsia="Times New Roman" w:hAnsi="Menlo" w:cs="Menlo"/>
+          <w:color w:val="F3F3F3"/>
+          <w:kern w:val="0"/>
+          <w:sz w:val="18"/>
+          <w:szCs w:val="18"/>
+          <w14:ligatures w14:val="none"/>
+        </w:rPr>
+      </w:pPr>
+      <w:r>
+        <w:rPr>
+          <w:rFonts w:ascii="Menlo" w:eastAsia="Times New Roman" w:hAnsi="Menlo" w:cs="Menlo"/>
+          <w:color w:val="F3F3F3"/>
+          <w:kern w:val="0"/>
+          <w:sz w:val="18"/>
+          <w:szCs w:val="18"/>
+          <w14:ligatures w14:val="none"/>
+        </w:rPr>
+        <w:t xml:space="preserve">        </w:t>
+      </w:r>
+    </w:p>
+    <w:p>
+      <w:pPr>
+        <w:shd w:val="clear" w:color="auto" w:fill="191919"/>
+        <w:spacing w:after="0" w:line="270" w:lineRule="atLeast"/>
+        <w:rPr>
+          <w:rFonts w:ascii="Menlo" w:eastAsia="Times New Roman" w:hAnsi="Menlo" w:cs="Menlo"/>
+          <w:color w:val="F3F3F3"/>
+          <w:kern w:val="0"/>
+          <w:sz w:val="18"/>
+          <w:szCs w:val="18"/>
+          <w14:ligatures w14:val="none"/>
+        </w:rPr>
+      </w:pPr>
+      <w:r>
+        <w:rPr>
+          <w:rFonts w:ascii="Menlo" w:eastAsia="Times New Roman" w:hAnsi="Menlo" w:cs="Menlo"/>
+          <w:color w:val="F3F3F3"/>
+          <w:kern w:val="0"/>
+          <w:sz w:val="18"/>
+          <w:szCs w:val="18"/>
+          <w14:ligatures w14:val="none"/>
+        </w:rPr>
+        <w:t xml:space="preserve">        switch (cornerType)</w:t>
+      </w:r>
+    </w:p>
+    <w:p>
+      <w:pPr>
+        <w:shd w:val="clear" w:color="auto" w:fill="191919"/>
+        <w:spacing w:after="0" w:line="270" w:lineRule="atLeast"/>
+        <w:rPr>
+          <w:rFonts w:ascii="Menlo" w:eastAsia="Times New Roman" w:hAnsi="Menlo" w:cs="Menlo"/>
+          <w:color w:val="F3F3F3"/>
+          <w:kern w:val="0"/>
+          <w:sz w:val="18"/>
+          <w:szCs w:val="18"/>
+          <w14:ligatures w14:val="none"/>
+        </w:rPr>
+      </w:pPr>
+      <w:r>
+        <w:rPr>
+          <w:rFonts w:ascii="Menlo" w:eastAsia="Times New Roman" w:hAnsi="Menlo" w:cs="Menlo"/>
+          <w:color w:val="F3F3F3"/>
+          <w:kern w:val="0"/>
+          <w:sz w:val="18"/>
+          <w:szCs w:val="18"/>
+          <w14:ligatures w14:val="none"/>
+        </w:rPr>
+        <w:t xml:space="preserve">        {</w:t>
+      </w:r>
+    </w:p>
+    <w:p>
+      <w:pPr>
+        <w:shd w:val="clear" w:color="auto" w:fill="191919"/>
+        <w:spacing w:after="0" w:line="270" w:lineRule="atLeast"/>
+        <w:rPr>
+          <w:rFonts w:ascii="Menlo" w:eastAsia="Times New Roman" w:hAnsi="Menlo" w:cs="Menlo"/>
+          <w:color w:val="F3F3F3"/>
+          <w:kern w:val="0"/>
+          <w:sz w:val="18"/>
+          <w:szCs w:val="18"/>
+          <w14:ligatures w14:val="none"/>
+        </w:rPr>
+      </w:pPr>
+      <w:r>
+        <w:rPr>
+          <w:rFonts w:ascii="Menlo" w:eastAsia="Times New Roman" w:hAnsi="Menlo" w:cs="Menlo"/>
+          <w:color w:val="F3F3F3"/>
+          <w:kern w:val="0"/>
+          <w:sz w:val="18"/>
+          <w:szCs w:val="18"/>
+          <w14:ligatures w14:val="none"/>
+        </w:rPr>
+        <w:t xml:space="preserve">            case CornerType.TopLeft:</w:t>
+      </w:r>
+    </w:p>
+    <w:p>
+      <w:pPr>
+        <w:shd w:val="clear" w:color="auto" w:fill="191919"/>
+        <w:spacing w:after="0" w:line="270" w:lineRule="atLeast"/>
+        <w:rPr>
+          <w:rFonts w:ascii="Menlo" w:eastAsia="Times New Roman" w:hAnsi="Menlo" w:cs="Menlo"/>
+          <w:color w:val="F3F3F3"/>
+          <w:kern w:val="0"/>
+          <w:sz w:val="18"/>
+          <w:szCs w:val="18"/>
+          <w14:ligatures w14:val="none"/>
+        </w:rPr>
+      </w:pPr>
+      <w:r>
+        <w:rPr>
+          <w:rFonts w:ascii="Menlo" w:eastAsia="Times New Roman" w:hAnsi="Menlo" w:cs="Menlo"/>
+          <w:color w:val="F3F3F3"/>
+          <w:kern w:val="0"/>
+          <w:sz w:val="18"/>
+          <w:szCs w:val="18"/>
+          <w14:ligatures w14:val="none"/>
+        </w:rPr>
+        <w:t xml:space="preserve">                return pos + new Vector3(-scale.x/2, scale.y/2, 0);</w:t>
+      </w:r>
+    </w:p>
+    <w:p>
+      <w:pPr>
+        <w:shd w:val="clear" w:color="auto" w:fill="191919"/>
+        <w:spacing w:after="0" w:line="270" w:lineRule="atLeast"/>
+        <w:rPr>
+          <w:rFonts w:ascii="Menlo" w:eastAsia="Times New Roman" w:hAnsi="Menlo" w:cs="Menlo"/>
+          <w:color w:val="F3F3F3"/>
+          <w:kern w:val="0"/>
+          <w:sz w:val="18"/>
+          <w:szCs w:val="18"/>
+          <w14:ligatures w14:val="none"/>
+        </w:rPr>
+      </w:pPr>
+      <w:r>
+        <w:rPr>
+          <w:rFonts w:ascii="Menlo" w:eastAsia="Times New Roman" w:hAnsi="Menlo" w:cs="Menlo"/>
+          <w:color w:val="F3F3F3"/>
+          <w:kern w:val="0"/>
+          <w:sz w:val="18"/>
+          <w:szCs w:val="18"/>
+          <w14:ligatures w14:val="none"/>
+        </w:rPr>
+        <w:t xml:space="preserve">            case CornerType.TopRight:</w:t>
+      </w:r>
+    </w:p>
+    <w:p>
+      <w:pPr>
+        <w:shd w:val="clear" w:color="auto" w:fill="191919"/>
+        <w:spacing w:after="0" w:line="270" w:lineRule="atLeast"/>
+        <w:rPr>
+          <w:rFonts w:ascii="Menlo" w:eastAsia="Times New Roman" w:hAnsi="Menlo" w:cs="Menlo"/>
+          <w:color w:val="F3F3F3"/>
+          <w:kern w:val="0"/>
+          <w:sz w:val="18"/>
+          <w:szCs w:val="18"/>
+          <w14:ligatures w14:val="none"/>
+        </w:rPr>
+      </w:pPr>
+      <w:r>
+        <w:rPr>
+          <w:rFonts w:ascii="Menlo" w:eastAsia="Times New Roman" w:hAnsi="Menlo" w:cs="Menlo"/>
+          <w:color w:val="F3F3F3"/>
+          <w:kern w:val="0"/>
+          <w:sz w:val="18"/>
+          <w:szCs w:val="18"/>
+          <w14:ligatures w14:val="none"/>
+        </w:rPr>
+        <w:t xml:space="preserve">                return pos + new Vector3(scale.x/2, scale.y/2, 0);</w:t>
+      </w:r>
+    </w:p>
+    <w:p>
+      <w:pPr>
+        <w:shd w:val="clear" w:color="auto" w:fill="191919"/>
+        <w:spacing w:after="0" w:line="270" w:lineRule="atLeast"/>
+        <w:rPr>
+          <w:rFonts w:ascii="Menlo" w:eastAsia="Times New Roman" w:hAnsi="Menlo" w:cs="Menlo"/>
+          <w:color w:val="F3F3F3"/>
+          <w:kern w:val="0"/>
+          <w:sz w:val="18"/>
+          <w:szCs w:val="18"/>
+          <w14:ligatures w14:val="none"/>
+        </w:rPr>
+      </w:pPr>
+      <w:r>
+        <w:rPr>
+          <w:rFonts w:ascii="Menlo" w:eastAsia="Times New Roman" w:hAnsi="Menlo" w:cs="Menlo"/>
+          <w:color w:val="F3F3F3"/>
+          <w:kern w:val="0"/>
+          <w:sz w:val="18"/>
+          <w:szCs w:val="18"/>
+          <w14:ligatures w14:val="none"/>
+        </w:rPr>
+        <w:t xml:space="preserve">            case CornerType.BottomLeft:</w:t>
+      </w:r>
+    </w:p>
+    <w:p>
+      <w:pPr>
+        <w:shd w:val="clear" w:color="auto" w:fill="191919"/>
+        <w:spacing w:after="0" w:line="270" w:lineRule="atLeast"/>
+        <w:rPr>
+          <w:rFonts w:ascii="Menlo" w:eastAsia="Times New Roman" w:hAnsi="Menlo" w:cs="Menlo"/>
+          <w:color w:val="F3F3F3"/>
+          <w:kern w:val="0"/>
+          <w:sz w:val="18"/>
+          <w:szCs w:val="18"/>
+          <w14:ligatures w14:val="none"/>
+        </w:rPr>
+      </w:pPr>
+      <w:r>
+        <w:rPr>
+          <w:rFonts w:ascii="Menlo" w:eastAsia="Times New Roman" w:hAnsi="Menlo" w:cs="Menlo"/>
+          <w:color w:val="F3F3F3"/>
+          <w:kern w:val="0"/>
+          <w:sz w:val="18"/>
+          <w:szCs w:val="18"/>
+          <w14:ligatures w14:val="none"/>
+        </w:rPr>
+        <w:t xml:space="preserve">                return pos + new Vector3(-scale.x/2, -scale.y/2, 0);</w:t>
+      </w:r>
+    </w:p>
+    <w:p>
+      <w:pPr>
+        <w:shd w:val="clear" w:color="auto" w:fill="191919"/>
+        <w:spacing w:after="0" w:line="270" w:lineRule="atLeast"/>
+        <w:rPr>
+          <w:rFonts w:ascii="Menlo" w:eastAsia="Times New Roman" w:hAnsi="Menlo" w:cs="Menlo"/>
+          <w:color w:val="F3F3F3"/>
+          <w:kern w:val="0"/>
+          <w:sz w:val="18"/>
+          <w:szCs w:val="18"/>
+          <w14:ligatures w14:val="none"/>
+        </w:rPr>
+      </w:pPr>
+      <w:r>
+        <w:rPr>
+          <w:rFonts w:ascii="Menlo" w:eastAsia="Times New Roman" w:hAnsi="Menlo" w:cs="Menlo"/>
+          <w:color w:val="F3F3F3"/>
+          <w:kern w:val="0"/>
+          <w:sz w:val="18"/>
+          <w:szCs w:val="18"/>
+          <w14:ligatures w14:val="none"/>
+        </w:rPr>
+        <w:t xml:space="preserve">            case CornerType.BottomRight:</w:t>
+      </w:r>
+    </w:p>
+    <w:p>
+      <w:pPr>
+        <w:shd w:val="clear" w:color="auto" w:fill="191919"/>
+        <w:spacing w:after="0" w:line="270" w:lineRule="atLeast"/>
+        <w:rPr>
+          <w:rFonts w:ascii="Menlo" w:eastAsia="Times New Roman" w:hAnsi="Menlo" w:cs="Menlo"/>
+          <w:color w:val="F3F3F3"/>
+          <w:kern w:val="0"/>
+          <w:sz w:val="18"/>
+          <w:szCs w:val="18"/>
+          <w14:ligatures w14:val="none"/>
+        </w:rPr>
+      </w:pPr>
+      <w:r>
+        <w:rPr>
+          <w:rFonts w:ascii="Menlo" w:eastAsia="Times New Roman" w:hAnsi="Menlo" w:cs="Menlo"/>
+          <w:color w:val="F3F3F3"/>
+          <w:kern w:val="0"/>
+          <w:sz w:val="18"/>
+          <w:szCs w:val="18"/>
+          <w14:ligatures w14:val="none"/>
+        </w:rPr>
+        <w:t xml:space="preserve">                return pos + new Vector3(scale.x/2, -scale.y/2, 0);</w:t>
+      </w:r>
+    </w:p>
+    <w:p>
+      <w:pPr>
+        <w:shd w:val="clear" w:color="auto" w:fill="191919"/>
+        <w:spacing w:after="0" w:line="270" w:lineRule="atLeast"/>
+        <w:rPr>
+          <w:rFonts w:ascii="Menlo" w:eastAsia="Times New Roman" w:hAnsi="Menlo" w:cs="Menlo"/>
+          <w:color w:val="F3F3F3"/>
+          <w:kern w:val="0"/>
+          <w:sz w:val="18"/>
+          <w:szCs w:val="18"/>
+          <w14:ligatures w14:val="none"/>
+        </w:rPr>
+      </w:pPr>
+      <w:r>
+        <w:rPr>
+          <w:rFonts w:ascii="Menlo" w:eastAsia="Times New Roman" w:hAnsi="Menlo" w:cs="Menlo"/>
+          <w:color w:val="F3F3F3"/>
+          <w:kern w:val="0"/>
+          <w:sz w:val="18"/>
+          <w:szCs w:val="18"/>
+          <w14:ligatures w14:val="none"/>
+        </w:rPr>
+        <w:t xml:space="preserve">            default:</w:t>
+      </w:r>
+    </w:p>
+    <w:p>
+      <w:pPr>
+        <w:shd w:val="clear" w:color="auto" w:fill="191919"/>
+        <w:spacing w:after="0" w:line="270" w:lineRule="atLeast"/>
+        <w:rPr>
+          <w:rFonts w:ascii="Menlo" w:eastAsia="Times New Roman" w:hAnsi="Menlo" w:cs="Menlo"/>
+          <w:color w:val="F3F3F3"/>
+          <w:kern w:val="0"/>
+          <w:sz w:val="18"/>
+          <w:szCs w:val="18"/>
+          <w14:ligatures w14:val="none"/>
+        </w:rPr>
+      </w:pPr>
+      <w:r>
+        <w:rPr>
+          <w:rFonts w:ascii="Menlo" w:eastAsia="Times New Roman" w:hAnsi="Menlo" w:cs="Menlo"/>
+          <w:color w:val="F3F3F3"/>
+          <w:kern w:val="0"/>
+          <w:sz w:val="18"/>
+          <w:szCs w:val="18"/>
+          <w14:ligatures w14:val="none"/>
+        </w:rPr>
+        <w:t xml:space="preserve">                return pos;</w:t>
+      </w:r>
+    </w:p>
+    <w:p>
+      <w:pPr>
+        <w:shd w:val="clear" w:color="auto" w:fill="191919"/>
+        <w:spacing w:after="0" w:line="270" w:lineRule="atLeast"/>
+        <w:rPr>
+          <w:rFonts w:ascii="Menlo" w:eastAsia="Times New Roman" w:hAnsi="Menlo" w:cs="Menlo"/>
+          <w:color w:val="F3F3F3"/>
+          <w:kern w:val="0"/>
+          <w:sz w:val="18"/>
+          <w:szCs w:val="18"/>
+          <w14:ligatures w14:val="none"/>
+        </w:rPr>
+      </w:pPr>
+      <w:r>
+        <w:rPr>
+          <w:rFonts w:ascii="Menlo" w:eastAsia="Times New Roman" w:hAnsi="Menlo" w:cs="Menlo"/>
+          <w:color w:val="F3F3F3"/>
+          <w:kern w:val="0"/>
+          <w:sz w:val="18"/>
+          <w:szCs w:val="18"/>
+          <w14:ligatures w14:val="none"/>
+        </w:rPr>
+        <w:t xml:space="preserve">        }</w:t>
+      </w:r>
+    </w:p>
+    <w:p>
+      <w:pPr>
+        <w:shd w:val="clear" w:color="auto" w:fill="191919"/>
+        <w:spacing w:after="0" w:line="270" w:lineRule="atLeast"/>
+        <w:rPr>
+          <w:rFonts w:ascii="Menlo" w:eastAsia="Times New Roman" w:hAnsi="Menlo" w:cs="Menlo"/>
+          <w:color w:val="F3F3F3"/>
+          <w:kern w:val="0"/>
+          <w:sz w:val="18"/>
+          <w:szCs w:val="18"/>
+          <w14:ligatures w14:val="none"/>
+        </w:rPr>
+      </w:pPr>
+      <w:r>
+        <w:rPr>
+          <w:rFonts w:ascii="Menlo" w:eastAsia="Times New Roman" w:hAnsi="Menlo" w:cs="Menlo"/>
+          <w:color w:val="F3F3F3"/>
+          <w:kern w:val="0"/>
+          <w:sz w:val="18"/>
+          <w:szCs w:val="18"/>
+          <w14:ligatures w14:val="none"/>
+        </w:rPr>
+        <w:t xml:space="preserve">    }</w:t>
+      </w:r>
+    </w:p>
+    <w:p>
+      <w:pPr>
+        <w:shd w:val="clear" w:color="auto" w:fill="191919"/>
+        <w:spacing w:after="0" w:line="270" w:lineRule="atLeast"/>
+        <w:rPr>
+          <w:rFonts w:ascii="Menlo" w:eastAsia="Times New Roman" w:hAnsi="Menlo" w:cs="Menlo"/>
+          <w:color w:val="F3F3F3"/>
+          <w:kern w:val="0"/>
+          <w:sz w:val="18"/>
+          <w:szCs w:val="18"/>
+          <w14:ligatures w14:val="none"/>
+        </w:rPr>
+      </w:pPr>
+      <w:r>
+        <w:rPr>
+          <w:rFonts w:ascii="Menlo" w:eastAsia="Times New Roman" w:hAnsi="Menlo" w:cs="Menlo"/>
+          <w:color w:val="F3F3F3"/>
+          <w:kern w:val="0"/>
+          <w:sz w:val="18"/>
+          <w:szCs w:val="18"/>
+          <w14:ligatures w14:val="none"/>
+        </w:rPr>
+        <w:t xml:space="preserve">    </w:t>
+      </w:r>
+    </w:p>
+    <w:p>
+      <w:pPr>
+        <w:shd w:val="clear" w:color="auto" w:fill="191919"/>
+        <w:spacing w:after="0" w:line="270" w:lineRule="atLeast"/>
+        <w:rPr>
+          <w:rFonts w:ascii="Menlo" w:eastAsia="Times New Roman" w:hAnsi="Menlo" w:cs="Menlo"/>
+          <w:color w:val="F3F3F3"/>
+          <w:kern w:val="0"/>
+          <w:sz w:val="18"/>
+          <w:szCs w:val="18"/>
+          <w14:ligatures w14:val="none"/>
+        </w:rPr>
+      </w:pPr>
+      <w:r>
+        <w:rPr>
+          <w:rFonts w:ascii="Menlo" w:eastAsia="Times New Roman" w:hAnsi="Menlo" w:cs="Menlo"/>
+          <w:color w:val="F3F3F3"/>
+          <w:kern w:val="0"/>
+          <w:sz w:val="18"/>
+          <w:szCs w:val="18"/>
+          <w14:ligatures w14:val="none"/>
+        </w:rPr>
+        <w:t xml:space="preserve">    void UpdateAllHandlePositions()</w:t>
+      </w:r>
+    </w:p>
+    <w:p>
+      <w:pPr>
+        <w:shd w:val="clear" w:color="auto" w:fill="191919"/>
+        <w:spacing w:after="0" w:line="270" w:lineRule="atLeast"/>
+        <w:rPr>
+          <w:rFonts w:ascii="Menlo" w:eastAsia="Times New Roman" w:hAnsi="Menlo" w:cs="Menlo"/>
+          <w:color w:val="F3F3F3"/>
+          <w:kern w:val="0"/>
+          <w:sz w:val="18"/>
+          <w:szCs w:val="18"/>
+          <w14:ligatures w14:val="none"/>
+        </w:rPr>
+      </w:pPr>
+      <w:r>
+        <w:rPr>
+          <w:rFonts w:ascii="Menlo" w:eastAsia="Times New Roman" w:hAnsi="Menlo" w:cs="Menlo"/>
+          <w:color w:val="F3F3F3"/>
+          <w:kern w:val="0"/>
+          <w:sz w:val="18"/>
+          <w:szCs w:val="18"/>
+          <w14:ligatures w14:val="none"/>
+        </w:rPr>
+        <w:t xml:space="preserve">    {</w:t>
+      </w:r>
+    </w:p>
+    <w:p>
+      <w:pPr>
+        <w:shd w:val="clear" w:color="auto" w:fill="191919"/>
+        <w:spacing w:after="0" w:line="270" w:lineRule="atLeast"/>
+        <w:rPr>
+          <w:rFonts w:ascii="Menlo" w:eastAsia="Times New Roman" w:hAnsi="Menlo" w:cs="Menlo"/>
+          <w:color w:val="F3F3F3"/>
+          <w:kern w:val="0"/>
+          <w:sz w:val="18"/>
+          <w:szCs w:val="18"/>
+          <w14:ligatures w14:val="none"/>
+        </w:rPr>
+      </w:pPr>
+      <w:r>
+        <w:rPr>
+          <w:rFonts w:ascii="Menlo" w:eastAsia="Times New Roman" w:hAnsi="Menlo" w:cs="Menlo"/>
+          <w:color w:val="F3F3F3"/>
+          <w:kern w:val="0"/>
+          <w:sz w:val="18"/>
+          <w:szCs w:val="18"/>
+          <w14:ligatures w14:val="none"/>
+        </w:rPr>
+        <w:t xml:space="preserve">        // Update all corner handle positions</w:t>
+      </w:r>
+    </w:p>
+    <w:p>
+      <w:pPr>
+        <w:shd w:val="clear" w:color="auto" w:fill="191919"/>
+        <w:spacing w:after="0" w:line="270" w:lineRule="atLeast"/>
+        <w:rPr>
+          <w:rFonts w:ascii="Menlo" w:eastAsia="Times New Roman" w:hAnsi="Menlo" w:cs="Menlo"/>
+          <w:color w:val="F3F3F3"/>
+          <w:kern w:val="0"/>
+          <w:sz w:val="18"/>
+          <w:szCs w:val="18"/>
+          <w14:ligatures w14:val="none"/>
+        </w:rPr>
+      </w:pPr>
+      <w:r>
+        <w:rPr>
+          <w:rFonts w:ascii="Menlo" w:eastAsia="Times New Roman" w:hAnsi="Menlo" w:cs="Menlo"/>
+          <w:color w:val="F3F3F3"/>
+          <w:kern w:val="0"/>
+          <w:sz w:val="18"/>
+          <w:szCs w:val="18"/>
+          <w14:ligatures w14:val="none"/>
+        </w:rPr>
+        <w:t xml:space="preserve">        SimpleCornerHandle[] allHandles = whiteboard.GetComponentsInChildren&lt;SimpleCornerHandle&gt;();</w:t>
+      </w:r>
+    </w:p>
+    <w:p>
+      <w:pPr>
+        <w:shd w:val="clear" w:color="auto" w:fill="191919"/>
+        <w:spacing w:after="0" w:line="270" w:lineRule="atLeast"/>
+        <w:rPr>
+          <w:rFonts w:ascii="Menlo" w:eastAsia="Times New Roman" w:hAnsi="Menlo" w:cs="Menlo"/>
+          <w:color w:val="F3F3F3"/>
+          <w:kern w:val="0"/>
+          <w:sz w:val="18"/>
+          <w:szCs w:val="18"/>
+          <w14:ligatures w14:val="none"/>
+        </w:rPr>
+      </w:pPr>
+      <w:r>
+        <w:rPr>
+          <w:rFonts w:ascii="Menlo" w:eastAsia="Times New Roman" w:hAnsi="Menlo" w:cs="Menlo"/>
+          <w:color w:val="F3F3F3"/>
+          <w:kern w:val="0"/>
+          <w:sz w:val="18"/>
+          <w:szCs w:val="18"/>
+          <w14:ligatures w14:val="none"/>
+        </w:rPr>
+        <w:t xml:space="preserve">        </w:t>
+      </w:r>
+    </w:p>
+    <w:p>
+      <w:pPr>
+        <w:shd w:val="clear" w:color="auto" w:fill="191919"/>
+        <w:spacing w:after="0" w:line="270" w:lineRule="atLeast"/>
+        <w:rPr>
+          <w:rFonts w:ascii="Menlo" w:eastAsia="Times New Roman" w:hAnsi="Menlo" w:cs="Menlo"/>
+          <w:color w:val="F3F3F3"/>
+          <w:kern w:val="0"/>
+          <w:sz w:val="18"/>
+          <w:szCs w:val="18"/>
+          <w14:ligatures w14:val="none"/>
+        </w:rPr>
+      </w:pPr>
+      <w:r>
+        <w:rPr>
+          <w:rFonts w:ascii="Menlo" w:eastAsia="Times New Roman" w:hAnsi="Menlo" w:cs="Menlo"/>
+          <w:color w:val="F3F3F3"/>
+          <w:kern w:val="0"/>
+          <w:sz w:val="18"/>
+          <w:szCs w:val="18"/>
+          <w14:ligatures w14:val="none"/>
+        </w:rPr>
+        <w:t xml:space="preserve">        foreach (var handle in allHandles)</w:t>
+      </w:r>
+    </w:p>
+    <w:p>
+      <w:pPr>
+        <w:shd w:val="clear" w:color="auto" w:fill="191919"/>
+        <w:spacing w:after="0" w:line="270" w:lineRule="atLeast"/>
+        <w:rPr>
+          <w:rFonts w:ascii="Menlo" w:eastAsia="Times New Roman" w:hAnsi="Menlo" w:cs="Menlo"/>
+          <w:color w:val="F3F3F3"/>
+          <w:kern w:val="0"/>
+          <w:sz w:val="18"/>
+          <w:szCs w:val="18"/>
+          <w14:ligatures w14:val="none"/>
+        </w:rPr>
+      </w:pPr>
+      <w:r>
+        <w:rPr>
+          <w:rFonts w:ascii="Menlo" w:eastAsia="Times New Roman" w:hAnsi="Menlo" w:cs="Menlo"/>
+          <w:color w:val="F3F3F3"/>
+          <w:kern w:val="0"/>
+          <w:sz w:val="18"/>
+          <w:szCs w:val="18"/>
+          <w14:ligatures w14:val="none"/>
+        </w:rPr>
+        <w:t xml:space="preserve">        {</w:t>
+      </w:r>
+    </w:p>
+    <w:p>
+      <w:pPr>
+        <w:shd w:val="clear" w:color="auto" w:fill="191919"/>
+        <w:spacing w:after="0" w:line="270" w:lineRule="atLeast"/>
+        <w:rPr>
+          <w:rFonts w:ascii="Menlo" w:eastAsia="Times New Roman" w:hAnsi="Menlo" w:cs="Menlo"/>
+          <w:color w:val="F3F3F3"/>
+          <w:kern w:val="0"/>
+          <w:sz w:val="18"/>
+          <w:szCs w:val="18"/>
+          <w14:ligatures w14:val="none"/>
+        </w:rPr>
+      </w:pPr>
+      <w:r>
+        <w:rPr>
+          <w:rFonts w:ascii="Menlo" w:eastAsia="Times New Roman" w:hAnsi="Menlo" w:cs="Menlo"/>
+          <w:color w:val="F3F3F3"/>
+          <w:kern w:val="0"/>
+          <w:sz w:val="18"/>
+          <w:szCs w:val="18"/>
+          <w14:ligatures w14:val="none"/>
+        </w:rPr>
+        <w:t xml:space="preserve">            handle.transform.position = handle.GetCornerWorldPosition();</w:t>
+      </w:r>
+    </w:p>
+    <w:p>
+      <w:pPr>
+        <w:shd w:val="clear" w:color="auto" w:fill="191919"/>
+        <w:spacing w:after="0" w:line="270" w:lineRule="atLeast"/>
+        <w:rPr>
+          <w:rFonts w:ascii="Menlo" w:eastAsia="Times New Roman" w:hAnsi="Menlo" w:cs="Menlo"/>
+          <w:color w:val="F3F3F3"/>
+          <w:kern w:val="0"/>
+          <w:sz w:val="18"/>
+          <w:szCs w:val="18"/>
+          <w14:ligatures w14:val="none"/>
+        </w:rPr>
+      </w:pPr>
+      <w:r>
+        <w:rPr>
+          <w:rFonts w:ascii="Menlo" w:eastAsia="Times New Roman" w:hAnsi="Menlo" w:cs="Menlo"/>
+          <w:color w:val="F3F3F3"/>
+          <w:kern w:val="0"/>
+          <w:sz w:val="18"/>
+          <w:szCs w:val="18"/>
+          <w14:ligatures w14:val="none"/>
+        </w:rPr>
+        <w:t xml:space="preserve">        }</w:t>
+      </w:r>
+    </w:p>
+    <w:p>
+      <w:pPr>
+        <w:shd w:val="clear" w:color="auto" w:fill="191919"/>
+        <w:spacing w:after="0" w:line="270" w:lineRule="atLeast"/>
+        <w:rPr>
+          <w:rFonts w:ascii="Menlo" w:eastAsia="Times New Roman" w:hAnsi="Menlo" w:cs="Menlo"/>
+          <w:color w:val="F3F3F3"/>
+          <w:kern w:val="0"/>
+          <w:sz w:val="18"/>
+          <w:szCs w:val="18"/>
+          <w14:ligatures w14:val="none"/>
+        </w:rPr>
+      </w:pPr>
+      <w:r>
+        <w:rPr>
+          <w:rFonts w:ascii="Menlo" w:eastAsia="Times New Roman" w:hAnsi="Menlo" w:cs="Menlo"/>
+          <w:color w:val="F3F3F3"/>
+          <w:kern w:val="0"/>
+          <w:sz w:val="18"/>
+          <w:szCs w:val="18"/>
+          <w14:ligatures w14:val="none"/>
+        </w:rPr>
+        <w:t xml:space="preserve">    }</w:t>
+      </w:r>
+    </w:p>
+    <w:p>
+      <w:pPr>
+        <w:shd w:val="clear" w:color="auto" w:fill="191919"/>
+        <w:spacing w:after="0" w:line="270" w:lineRule="atLeast"/>
+        <w:rPr>
+          <w:rFonts w:ascii="Menlo" w:eastAsia="Times New Roman" w:hAnsi="Menlo" w:cs="Menlo"/>
+          <w:color w:val="F3F3F3"/>
+          <w:kern w:val="0"/>
+          <w:sz w:val="18"/>
+          <w:szCs w:val="18"/>
+          <w14:ligatures w14:val="none"/>
+        </w:rPr>
+      </w:pPr>
+      <w:r>
+        <w:rPr>
+          <w:rFonts w:ascii="Menlo" w:eastAsia="Times New Roman" w:hAnsi="Menlo" w:cs="Menlo"/>
+          <w:color w:val="F3F3F3"/>
+          <w:kern w:val="0"/>
+          <w:sz w:val="18"/>
+          <w:szCs w:val="18"/>
+          <w14:ligatures w14:val="none"/>
+        </w:rPr>
+        <w:t>}</w:t>
       </w:r>
     </w:p>
     <w:sectPr>
